--- a/output/Test_Output_From_Xlsx.docx
+++ b/output/Test_Output_From_Xlsx.docx
@@ -4,7 +4,7 @@
   <w:body>
     <w:p>
       <w:pPr>
-        <w:spacing w:before="800"/>
+        <w:spacing w:before="600"/>
       </w:pPr>
     </w:p>
     <w:p>
@@ -14,39 +14,27 @@
       </w:pPr>
       <w:r>
         <w:rPr>
-          <w:rFonts w:ascii="Cambria" w:hAnsi="Cambria"/>
+          <w:rFonts w:ascii="Times New Roman" w:hAnsi="Times New Roman"/>
           <w:b/>
-          <w:color w:val="1E3A8A"/>
-          <w:sz w:val="44"/>
+          <w:color w:val="1A365D"/>
+          <w:sz w:val="40"/>
         </w:rPr>
-        <w:t>7 TUYỆT KỸ BỨT PHÁ ĐIỂM 9+ TOÁN HỌC</w:t>
+        <w:t>BỘ GIẢI MÃ TOÀN DIỆN SAMPLE TOAN GOC: 100 TUYỆT KỸ CASIO &amp; TƯ DUY ĐỈNH CAO CHINH PHỤC ĐIỂM 10</w:t>
       </w:r>
     </w:p>
     <w:p>
       <w:pPr>
-        <w:spacing w:after="480"/>
+        <w:spacing w:after="400"/>
         <w:jc w:val="center"/>
       </w:pPr>
       <w:r>
         <w:rPr>
-          <w:rFonts w:ascii="Cambria" w:hAnsi="Cambria"/>
+          <w:rFonts w:ascii="Times New Roman" w:hAnsi="Times New Roman"/>
           <w:i/>
-          <w:color w:val="3B82F6"/>
+          <w:color w:val="2B6CB0"/>
           <w:sz w:val="26"/>
         </w:rPr>
-        <w:t>Hệ thống bài tập phân hóa - Tích hợp mẹo bấm máy Casio fx-580VN X &amp; Cảnh báo bẫy đề thi</w:t>
-      </w:r>
-    </w:p>
-    <w:p>
-      <w:pPr>
-        <w:spacing w:after="480"/>
-        <w:jc w:val="center"/>
-      </w:pPr>
-      <w:r>
-        <w:rPr>
-          <w:color w:val="3B82F6"/>
-        </w:rPr>
-        <w:t>❖  ❖  ❖</w:t>
+        <w:t>Bí Quyết Nắm Trọn Điểm 9+ Toán Học Lớp 12 Dành Riêng Cho Học Sinh Khát Khao Dẫn Đầu</w:t>
       </w:r>
     </w:p>
     <w:tbl>
@@ -62,11 +50,11 @@
       <w:tr>
         <w:tc>
           <w:tcPr>
-            <w:tcW w:type="dxa" w:w="9317"/>
+            <w:tcW w:type="dxa" w:w="9355"/>
             <w:shd w:fill="F8FAFC"/>
             <w:tcBorders>
               <w:top w:val="none"/>
-              <w:left w:val="single" w:sz="24" w:space="0" w:color="3B82F6"/>
+              <w:left w:val="single" w:sz="18" w:space="0" w:color="2B6CB0"/>
               <w:bottom w:val="none"/>
               <w:right w:val="none"/>
             </w:tcBorders>
@@ -77,25 +65,51 @@
             </w:pPr>
             <w:r>
               <w:rPr>
-                <w:rFonts w:ascii="Cambria" w:hAnsi="Cambria"/>
+                <w:rFonts w:ascii="Times New Roman" w:hAnsi="Times New Roman"/>
                 <w:b/>
-                <w:color w:val="1E3A8A"/>
-                <w:sz w:val="22"/>
+                <w:color w:val="1A365D"/>
+                <w:sz w:val="23"/>
               </w:rPr>
-              <w:t>LỜI TỰA BIÊN SOẠN &amp; ĐỊNH HƯỚNG TƯ DUY</w:t>
+              <w:t>✨ LỜI TỰA TRUYỀN CẢM HỨNG &amp; SỨ MỆNH CUỐN SÁCH</w:t>
             </w:r>
           </w:p>
           <w:p>
             <w:pPr>
-              <w:spacing w:before="0" w:after="60" w:line="276" w:lineRule="auto"/>
+              <w:spacing w:before="0" w:after="60" w:line="288" w:lineRule="auto"/>
             </w:pPr>
             <w:r>
               <w:rPr>
-                <w:rFonts w:ascii="Cambria" w:hAnsi="Cambria"/>
-                <w:color w:val="111827"/>
-                <w:sz w:val="20"/>
+                <w:rFonts w:ascii="Times New Roman" w:hAnsi="Times New Roman"/>
+                <w:color w:val="1A202C"/>
+                <w:sz w:val="22"/>
               </w:rPr>
-              <w:t>Tài liệu này được tái cấu trúc toàn diện nhằm cung cấp cho học sinh và giáo viên một góc nhìn đa chiều: Không chỉ dừng lại ở lời giải tự luận truyền thống mà còn trang bị kỹ năng giải nhanh máy tính cầm tay và nhận diện bẫy đề thi sắc bén.</w:t>
+              <w:t>Chào bạn, người đang cầm trên tay cuốn sách đặc biệt này!</w:t>
+            </w:r>
+          </w:p>
+          <w:p>
+            <w:pPr>
+              <w:spacing w:before="0" w:after="60" w:line="288" w:lineRule="auto"/>
+            </w:pPr>
+            <w:r>
+              <w:rPr>
+                <w:rFonts w:ascii="Times New Roman" w:hAnsi="Times New Roman"/>
+                <w:color w:val="1A202C"/>
+                <w:sz w:val="22"/>
+              </w:rPr>
+              <w:t>Toán học không chỉ là những con số vô hồn hay những công thức khô khan trên bảng đen. Toán học chính là ngôn ngữ của tư duy logic sắc bén, là công cụ tối thượng giúp bạn nhìn thấu trật tự của vũ trụ và giải quyết những bài toán phức tạp nhất của cuộc sống.</w:t>
+            </w:r>
+          </w:p>
+          <w:p>
+            <w:pPr>
+              <w:spacing w:before="0" w:after="60" w:line="288" w:lineRule="auto"/>
+            </w:pPr>
+            <w:r>
+              <w:rPr>
+                <w:rFonts w:ascii="Times New Roman" w:hAnsi="Times New Roman"/>
+                <w:color w:val="1A202C"/>
+                <w:sz w:val="22"/>
+              </w:rPr>
+              <w:t>Cuốn sách 'BỘ GIẢI MÃ TOÀN DIỆN SAMPLE TOAN GOC: 100 TUYỆT KỸ CASIO &amp; TƯ DUY ĐỈNH CAO CHINH PHỤC ĐIỂM 10' được biên soạn với một sứ mệnh duy nhất: Đập tan nỗi sợ hãi, trang bị cho bạn vũ khí tư duy tối tân nhất và dẫn dắt bạn từng bước vững chắc chạm tay vào điểm số mơ ước. Hãy mở từng trang sách với sự tò mò của một nhà thám hiểm, bạn sẽ nhận ra mọi bài toán khó đều ẩn chứa một chìa khóa thanh lịch!</w:t>
             </w:r>
           </w:p>
         </w:tc>
@@ -103,7 +117,7 @@
     </w:tbl>
     <w:p>
       <w:pPr>
-        <w:spacing w:before="0" w:after="120"/>
+        <w:spacing w:before="0" w:after="80"/>
       </w:pPr>
     </w:p>
     <w:tbl>
@@ -119,11 +133,11 @@
       <w:tr>
         <w:tc>
           <w:tcPr>
-            <w:tcW w:type="dxa" w:w="9317"/>
-            <w:shd w:fill="EFF6FF"/>
+            <w:tcW w:type="dxa" w:w="9355"/>
+            <w:shd w:fill="FFFDF5"/>
             <w:tcBorders>
               <w:top w:val="none"/>
-              <w:left w:val="single" w:sz="24" w:space="0" w:color="1E40AF"/>
+              <w:left w:val="single" w:sz="18" w:space="0" w:color="D69E2E"/>
               <w:bottom w:val="none"/>
               <w:right w:val="none"/>
             </w:tcBorders>
@@ -134,64 +148,51 @@
             </w:pPr>
             <w:r>
               <w:rPr>
-                <w:rFonts w:ascii="Cambria" w:hAnsi="Cambria"/>
+                <w:rFonts w:ascii="Times New Roman" w:hAnsi="Times New Roman"/>
                 <w:b/>
-                <w:color w:val="1E3A8A"/>
-                <w:sz w:val="22"/>
+                <w:color w:val="C53030"/>
+                <w:sz w:val="23"/>
               </w:rPr>
-              <w:t>BẢNG CÔNG THỨC VÀNG &amp; PHƯƠNG PHÁP CỐT LÕI</w:t>
+              <w:t>🏆 BÍ KÍP VÀNG PHÒNG THI &amp; CHIẾN THUẬT TỪ THỦ KHOA</w:t>
             </w:r>
           </w:p>
           <w:p>
             <w:pPr>
-              <w:spacing w:before="0" w:after="60" w:line="276" w:lineRule="auto"/>
+              <w:spacing w:before="0" w:after="60" w:line="288" w:lineRule="auto"/>
             </w:pPr>
             <w:r>
               <w:rPr>
-                <w:rFonts w:ascii="Cambria" w:hAnsi="Cambria"/>
-                <w:color w:val="111827"/>
-                <w:sz w:val="20"/>
+                <w:rFonts w:ascii="Times New Roman" w:hAnsi="Times New Roman"/>
+                <w:color w:val="1A202C"/>
+                <w:sz w:val="22"/>
               </w:rPr>
-              <w:t>BẢNG CÔNG THỨC VÀNG &amp; PHƯƠNG PHÁP CỐT LÕI - CHỦ ĐỀ TOÁN HỌC:</w:t>
+              <w:t>• 🏆 Tuyệt kỹ 15 phút đầu: Quét sạch 30 câu nhận biết - thông hiểu với tốc độ tối đa và độ chính xác 100%, tích lũy năng lượng cho vùng điểm 9+.</w:t>
             </w:r>
           </w:p>
           <w:p>
             <w:pPr>
-              <w:spacing w:before="0" w:after="60" w:line="276" w:lineRule="auto"/>
+              <w:spacing w:before="0" w:after="60" w:line="288" w:lineRule="auto"/>
             </w:pPr>
             <w:r>
               <w:rPr>
-                <w:rFonts w:ascii="Cambria" w:hAnsi="Cambria"/>
-                <w:color w:val="111827"/>
-                <w:sz w:val="20"/>
+                <w:rFonts w:ascii="Times New Roman" w:hAnsi="Times New Roman"/>
+                <w:color w:val="1A202C"/>
+                <w:sz w:val="22"/>
               </w:rPr>
-              <w:t>1. Luôn kiểm tra điều kiện tồn tại và đơn vị chuẩn SI trước khi bắt đầu tính toán.</w:t>
+              <w:t>• 🏆 Kỹ thuật Casio kép: Luôn dùng máy tính để kiểm tra lại nghiệm tự luận của các bài toán tham số m bằng chức năng TABLE (Menu 8) hoặc CALC.</w:t>
             </w:r>
           </w:p>
           <w:p>
             <w:pPr>
-              <w:spacing w:before="0" w:after="60" w:line="276" w:lineRule="auto"/>
+              <w:spacing w:before="0" w:after="60" w:line="288" w:lineRule="auto"/>
             </w:pPr>
             <w:r>
               <w:rPr>
-                <w:rFonts w:ascii="Cambria" w:hAnsi="Cambria"/>
-                <w:color w:val="111827"/>
-                <w:sz w:val="20"/>
+                <w:rFonts w:ascii="Times New Roman" w:hAnsi="Times New Roman"/>
+                <w:color w:val="1A202C"/>
+                <w:sz w:val="22"/>
               </w:rPr>
-              <w:t>2. Ưu tiên biểu diễn các đại lượng phức tạp về dạng hàm số đơn giản hoặc sơ đồ tư duy.</w:t>
-            </w:r>
-          </w:p>
-          <w:p>
-            <w:pPr>
-              <w:spacing w:before="0" w:after="60" w:line="276" w:lineRule="auto"/>
-            </w:pPr>
-            <w:r>
-              <w:rPr>
-                <w:rFonts w:ascii="Cambria" w:hAnsi="Cambria"/>
-                <w:color w:val="111827"/>
-                <w:sz w:val="20"/>
-              </w:rPr>
-              <w:t>3. Tận dụng tối đa kỹ thuật thử đáp án ngược và quét bảng TABLE trên máy tính cầm tay.</w:t>
+              <w:t>• 🏆 Tâm lý 'Đóng băng lỗi sai': Khi gặp bài toán biến tướng lạ mắt, bình tĩnh đưa về bài toán gốc cơ bản bằng phương pháp đổi biến hoặc vẽ giản đồ tư duy.</w:t>
             </w:r>
           </w:p>
         </w:tc>
@@ -199,7 +200,316 @@
     </w:tbl>
     <w:p>
       <w:pPr>
-        <w:spacing w:before="0" w:after="120"/>
+        <w:spacing w:before="0" w:after="80"/>
+      </w:pPr>
+    </w:p>
+    <w:tbl>
+      <w:tblPr>
+        <w:tblW w:type="auto" w:w="0"/>
+        <w:jc w:val="center"/>
+        <w:tblLayout w:type="fixed"/>
+        <w:tblLook w:firstColumn="1" w:firstRow="1" w:lastColumn="0" w:lastRow="0" w:noHBand="0" w:noVBand="1" w:val="04A0"/>
+      </w:tblPr>
+      <w:tblGrid>
+        <w:gridCol w:w="9360"/>
+      </w:tblGrid>
+      <w:tr>
+        <w:tc>
+          <w:tcPr>
+            <w:tcW w:type="dxa" w:w="9355"/>
+            <w:shd w:fill="F0FFF4"/>
+            <w:tcBorders>
+              <w:top w:val="none"/>
+              <w:left w:val="single" w:sz="18" w:space="0" w:color="38A169"/>
+              <w:bottom w:val="none"/>
+              <w:right w:val="none"/>
+            </w:tcBorders>
+          </w:tcPr>
+          <w:p>
+            <w:pPr>
+              <w:spacing w:before="80" w:after="80"/>
+            </w:pPr>
+            <w:r>
+              <w:rPr>
+                <w:rFonts w:ascii="Times New Roman" w:hAnsi="Times New Roman"/>
+                <w:b/>
+                <w:color w:val="2F855A"/>
+                <w:sz w:val="23"/>
+              </w:rPr>
+              <w:t>🌐 GÓC KẾT NỐI THỰC TIỄN ĐỜI SỐNG &amp; CÔNG NGHỆ (GDPT 2018)</w:t>
+            </w:r>
+          </w:p>
+          <w:p>
+            <w:pPr>
+              <w:spacing w:before="0" w:after="60" w:line="288" w:lineRule="auto"/>
+            </w:pPr>
+            <w:r>
+              <w:rPr>
+                <w:rFonts w:ascii="Times New Roman" w:hAnsi="Times New Roman"/>
+                <w:color w:val="1A202C"/>
+                <w:sz w:val="22"/>
+              </w:rPr>
+              <w:t>🌐 GÓC KẾT NỐI ĐỜI SỐNG (GDPT 2018): Các bài toán khảo sát hàm số, cực trị và tích phân trong chuyên đề này chính là thuật toán cốt lõi đang điều khiển các mạng nơ-ron Trí tuệ Nhân tạo (Machine Learning Backpropagation), tối ưu hóa chi phí logistic của các tập đoàn công nghệ và tính toán quỹ đạo hạ cánh của tên lửa tái sử dụng SpaceX.</w:t>
+            </w:r>
+          </w:p>
+        </w:tc>
+      </w:tr>
+    </w:tbl>
+    <w:p>
+      <w:pPr>
+        <w:spacing w:before="0" w:after="80"/>
+      </w:pPr>
+    </w:p>
+    <w:tbl>
+      <w:tblPr>
+        <w:tblW w:type="auto" w:w="0"/>
+        <w:jc w:val="center"/>
+        <w:tblLayout w:type="fixed"/>
+        <w:tblLook w:firstColumn="1" w:firstRow="1" w:lastColumn="0" w:lastRow="0" w:noHBand="0" w:noVBand="1" w:val="04A0"/>
+      </w:tblPr>
+      <w:tblGrid>
+        <w:gridCol w:w="9360"/>
+      </w:tblGrid>
+      <w:tr>
+        <w:tc>
+          <w:tcPr>
+            <w:tcW w:type="dxa" w:w="9355"/>
+            <w:shd w:fill="EFF6FF"/>
+            <w:tcBorders>
+              <w:top w:val="none"/>
+              <w:left w:val="single" w:sz="18" w:space="0" w:color="1A365D"/>
+              <w:bottom w:val="none"/>
+              <w:right w:val="none"/>
+            </w:tcBorders>
+          </w:tcPr>
+          <w:p>
+            <w:pPr>
+              <w:spacing w:before="80" w:after="80"/>
+            </w:pPr>
+            <w:r>
+              <w:rPr>
+                <w:rFonts w:ascii="Times New Roman" w:hAnsi="Times New Roman"/>
+                <w:b/>
+                <w:color w:val="1A365D"/>
+                <w:sz w:val="23"/>
+              </w:rPr>
+              <w:t>PHẦN I: KIẾN THỨC TRỌNG TÂM &amp; LÝ THUYẾT NỀN TẢNG CHUẨN BGD</w:t>
+            </w:r>
+          </w:p>
+          <w:p>
+            <w:pPr>
+              <w:spacing w:before="0" w:after="60" w:line="288" w:lineRule="auto"/>
+            </w:pPr>
+            <w:r>
+              <w:rPr>
+                <w:rFonts w:ascii="Times New Roman" w:hAnsi="Times New Roman"/>
+                <w:color w:val="1A202C"/>
+                <w:sz w:val="22"/>
+              </w:rPr>
+              <w:t>CHUYÊN ĐỀ: ỨNG DỤNG ĐẠO HÀM ĐỂ KHẢO SÁT VÀ VẼ ĐỒ THỊ HÀM SỐ</w:t>
+            </w:r>
+          </w:p>
+          <w:p>
+            <w:pPr>
+              <w:spacing w:before="0" w:after="60" w:line="288" w:lineRule="auto"/>
+            </w:pPr>
+            <w:r>
+              <w:rPr>
+                <w:rFonts w:ascii="Times New Roman" w:hAnsi="Times New Roman"/>
+                <w:color w:val="1A202C"/>
+                <w:sz w:val="22"/>
+              </w:rPr>
+              <w:t>Khung kiến thức chuẩn CT GDPT 2018 - Lớp 12</w:t>
+            </w:r>
+          </w:p>
+          <w:p>
+            <w:pPr>
+              <w:spacing w:before="0" w:after="60" w:line="288" w:lineRule="auto"/>
+            </w:pPr>
+            <w:r>
+              <w:rPr>
+                <w:rFonts w:ascii="Times New Roman" w:hAnsi="Times New Roman"/>
+                <w:color w:val="1A202C"/>
+                <w:sz w:val="22"/>
+              </w:rPr>
+              <w:t>1. KHÁI NIỆM &amp; ĐỊNH NGHĨA TRỌNG TÂM:</w:t>
+            </w:r>
+          </w:p>
+          <w:p>
+            <w:pPr>
+              <w:spacing w:before="0" w:after="60" w:line="288" w:lineRule="auto"/>
+            </w:pPr>
+            <w:r>
+              <w:rPr>
+                <w:rFonts w:ascii="Times New Roman" w:hAnsi="Times New Roman"/>
+                <w:color w:val="1A202C"/>
+                <w:sz w:val="22"/>
+              </w:rPr>
+              <w:t>1. Tính đơn điệu: Cho hàm số y = f(x) có đạo hàm trên K. Nếu f'(x) ≥ 0 (f'(x) ≤ 0) với mọi x ∈ K và dấu bằng chỉ xảy ra tại hữu hạn điểm thì f(x) đồng biến (nghịch biến) trên K.</w:t>
+            </w:r>
+          </w:p>
+          <w:p>
+            <w:pPr>
+              <w:spacing w:before="0" w:after="60" w:line="288" w:lineRule="auto"/>
+            </w:pPr>
+            <w:r>
+              <w:rPr>
+                <w:rFonts w:ascii="Times New Roman" w:hAnsi="Times New Roman"/>
+                <w:color w:val="1A202C"/>
+                <w:sz w:val="22"/>
+              </w:rPr>
+              <w:t>2. Cực trị hàm số: Nếu f'(x₀) = 0 (hoặc không xác định) và f'(x) đổi dấu từ dương sang âm khi qua x₀ thì x₀ là điểm cực đại; đổi dấu từ âm sang dương thì x₀ là điểm cực tiểu.</w:t>
+            </w:r>
+          </w:p>
+          <w:p>
+            <w:pPr>
+              <w:spacing w:before="0" w:after="60" w:line="288" w:lineRule="auto"/>
+            </w:pPr>
+            <w:r>
+              <w:rPr>
+                <w:rFonts w:ascii="Times New Roman" w:hAnsi="Times New Roman"/>
+                <w:color w:val="1A202C"/>
+                <w:sz w:val="22"/>
+              </w:rPr>
+              <w:t>3. Quy tắc 2 tìm cực trị: Nếu f'(x₀) = 0 và f''(x₀) &lt; 0 thì x₀ là điểm cực đại; nếu f''(x₀) &gt; 0 thì x₀ là điểm cực tiểu.</w:t>
+            </w:r>
+          </w:p>
+          <w:p>
+            <w:pPr>
+              <w:spacing w:before="0" w:after="60" w:line="288" w:lineRule="auto"/>
+            </w:pPr>
+            <w:r>
+              <w:rPr>
+                <w:rFonts w:ascii="Times New Roman" w:hAnsi="Times New Roman"/>
+                <w:color w:val="1A202C"/>
+                <w:sz w:val="22"/>
+              </w:rPr>
+              <w:t>4. Đường tiệm cận: lim[x→±∞] f(x) = y₀ ⇒ y = y₀ là tiệm cận ngang; lim[x→x₀⁺/x₀⁻] f(x) = ±∞ ⇒ x = x₀ là tiệm cận đứng.</w:t>
+            </w:r>
+          </w:p>
+          <w:p>
+            <w:pPr>
+              <w:spacing w:before="0" w:after="60" w:line="288" w:lineRule="auto"/>
+            </w:pPr>
+            <w:r>
+              <w:rPr>
+                <w:rFonts w:ascii="Times New Roman" w:hAnsi="Times New Roman"/>
+                <w:color w:val="1A202C"/>
+                <w:sz w:val="22"/>
+              </w:rPr>
+              <w:t>2. HỆ THỐNG BẢNG CÔNG THỨC VÀNG CỐT LÕI:</w:t>
+            </w:r>
+          </w:p>
+          <w:p>
+            <w:pPr>
+              <w:spacing w:before="0" w:after="60" w:line="288" w:lineRule="auto"/>
+            </w:pPr>
+            <w:r>
+              <w:rPr>
+                <w:rFonts w:ascii="Times New Roman" w:hAnsi="Times New Roman"/>
+                <w:color w:val="1A202C"/>
+                <w:sz w:val="22"/>
+              </w:rPr>
+              <w:t>• Đạo hàm hàm hợp: [f(u)]' = u' · f'(u)</w:t>
+            </w:r>
+          </w:p>
+          <w:p>
+            <w:pPr>
+              <w:spacing w:before="0" w:after="60" w:line="288" w:lineRule="auto"/>
+            </w:pPr>
+            <w:r>
+              <w:rPr>
+                <w:rFonts w:ascii="Times New Roman" w:hAnsi="Times New Roman"/>
+                <w:color w:val="1A202C"/>
+                <w:sz w:val="22"/>
+              </w:rPr>
+              <w:t>• Hàm bậc ba y = ax³ + bx² + cx + d (a ≠ 0): Có 2 cực trị ⇔ y' = 0 có 2 nghiệm phân biệt ⇔ Δ' = b² - 3ac &gt; 0.</w:t>
+            </w:r>
+          </w:p>
+          <w:p>
+            <w:pPr>
+              <w:spacing w:before="0" w:after="60" w:line="288" w:lineRule="auto"/>
+            </w:pPr>
+            <w:r>
+              <w:rPr>
+                <w:rFonts w:ascii="Times New Roman" w:hAnsi="Times New Roman"/>
+                <w:color w:val="1A202C"/>
+                <w:sz w:val="22"/>
+              </w:rPr>
+              <w:t>• Khoảng cách giữa 2 điểm cực trị: d = √[(x₁ - x₂)² + (y₁ - y₂)²].</w:t>
+            </w:r>
+          </w:p>
+          <w:p>
+            <w:pPr>
+              <w:spacing w:before="0" w:after="60" w:line="288" w:lineRule="auto"/>
+            </w:pPr>
+            <w:r>
+              <w:rPr>
+                <w:rFonts w:ascii="Times New Roman" w:hAnsi="Times New Roman"/>
+                <w:color w:val="1A202C"/>
+                <w:sz w:val="22"/>
+              </w:rPr>
+              <w:t>• Bất đẳng thức tiếp tuyến: Tiếp tuyến tại điểm uốn phân chia mặt phẳng thành hai miền lồi lõm.</w:t>
+            </w:r>
+          </w:p>
+          <w:p>
+            <w:pPr>
+              <w:spacing w:before="0" w:after="60" w:line="288" w:lineRule="auto"/>
+            </w:pPr>
+            <w:r>
+              <w:rPr>
+                <w:rFonts w:ascii="Times New Roman" w:hAnsi="Times New Roman"/>
+                <w:color w:val="1A202C"/>
+                <w:sz w:val="22"/>
+              </w:rPr>
+              <w:t>3. PHÂN DẠNG BÀI TẬP VÀ PHƯƠNG PHÁP TƯ DUY:</w:t>
+            </w:r>
+          </w:p>
+          <w:p>
+            <w:pPr>
+              <w:spacing w:before="0" w:after="60" w:line="288" w:lineRule="auto"/>
+            </w:pPr>
+            <w:r>
+              <w:rPr>
+                <w:rFonts w:ascii="Times New Roman" w:hAnsi="Times New Roman"/>
+                <w:color w:val="1A202C"/>
+                <w:sz w:val="22"/>
+              </w:rPr>
+              <w:t>• Dạng 1: Tìm khoảng đơn điệu và cực trị dựa vào bảng biến thiên hoặc đồ thị f(x) / f'(x).</w:t>
+            </w:r>
+          </w:p>
+          <w:p>
+            <w:pPr>
+              <w:spacing w:before="0" w:after="60" w:line="288" w:lineRule="auto"/>
+            </w:pPr>
+            <w:r>
+              <w:rPr>
+                <w:rFonts w:ascii="Times New Roman" w:hAnsi="Times New Roman"/>
+                <w:color w:val="1A202C"/>
+                <w:sz w:val="22"/>
+              </w:rPr>
+              <w:t>• Dạng 2: Tìm tham số m để hàm số đơn điệu trên khoảng (a; b) [Phương pháp cô lập m kết hợp bảng biến thiên].</w:t>
+            </w:r>
+          </w:p>
+          <w:p>
+            <w:pPr>
+              <w:spacing w:before="0" w:after="60" w:line="288" w:lineRule="auto"/>
+            </w:pPr>
+            <w:r>
+              <w:rPr>
+                <w:rFonts w:ascii="Times New Roman" w:hAnsi="Times New Roman"/>
+                <w:color w:val="1A202C"/>
+                <w:sz w:val="22"/>
+              </w:rPr>
+              <w:t>• Dạng 3: Bài toán cực trị chứa dấu giá trị tuyệt đối y = |f(x)| và y = f(|x|).</w:t>
+            </w:r>
+          </w:p>
+        </w:tc>
+      </w:tr>
+    </w:tbl>
+    <w:p>
+      <w:pPr>
+        <w:spacing w:before="0" w:after="80"/>
       </w:pPr>
     </w:p>
     <w:p>
@@ -209,43 +519,43 @@
     </w:p>
     <w:p>
       <w:pPr>
-        <w:spacing w:before="200" w:after="360"/>
+        <w:spacing w:before="200" w:after="280"/>
       </w:pPr>
       <w:r>
         <w:rPr>
-          <w:rFonts w:ascii="Cambria" w:hAnsi="Cambria"/>
+          <w:rFonts w:ascii="Times New Roman" w:hAnsi="Times New Roman"/>
           <w:b/>
-          <w:color w:val="1E3A8A"/>
-          <w:sz w:val="30"/>
+          <w:color w:val="1A365D"/>
+          <w:sz w:val="28"/>
         </w:rPr>
-        <w:t>HỆ THỐNG BÀI TOÁN CHỌN LỌC &amp; LỜI GIẢI ĐA CHIỀU</w:t>
+        <w:t>PHẦN II: HỆ THỐNG BÀI TOÁN RÈN LUYỆN THEO CẤP ĐỘ NHẬN THỨC</w:t>
       </w:r>
     </w:p>
     <w:p>
       <w:pPr>
-        <w:spacing w:before="280" w:after="80"/>
+        <w:spacing w:before="240" w:after="60"/>
       </w:pPr>
       <w:r>
         <w:rPr>
-          <w:rFonts w:ascii="Cambria" w:hAnsi="Cambria"/>
+          <w:rFonts w:ascii="Times New Roman" w:hAnsi="Times New Roman"/>
           <w:b/>
-          <w:color w:val="1E3A8A"/>
-          <w:sz w:val="24"/>
+          <w:color w:val="1A365D"/>
+          <w:sz w:val="26"/>
         </w:rPr>
-        <w:t>▶ Bài toán 1 [Trọng điểm bứt phá]</w:t>
+        <w:t>▶ Câu 1 [Nhận biết]</w:t>
       </w:r>
     </w:p>
     <w:p>
       <w:pPr>
-        <w:spacing w:before="40" w:after="120" w:line="288" w:lineRule="auto"/>
+        <w:spacing w:before="40" w:after="100" w:line="300" w:lineRule="auto"/>
       </w:pPr>
       <w:r>
         <w:rPr>
-          <w:rFonts w:ascii="Cambria" w:hAnsi="Cambria"/>
-          <w:color w:val="111827"/>
-          <w:sz w:val="22"/>
+          <w:rFonts w:ascii="Times New Roman" w:hAnsi="Times New Roman"/>
+          <w:color w:val="1A202C"/>
+          <w:sz w:val="26"/>
         </w:rPr>
-        <w:t>Trong một mô hình dự báo kinh tế số, Tìm tập xác định của hàm số y = (x - 2)^(-3):</w:t>
+        <w:t>Tìm tập xác định của hàm số y = (x - 2)^(-3):</w:t>
       </w:r>
     </w:p>
     <w:tbl>
@@ -256,14 +566,14 @@
         <w:tblLook w:firstColumn="1" w:firstRow="1" w:lastColumn="0" w:lastRow="0" w:noHBand="0" w:noVBand="1" w:val="04A0"/>
       </w:tblPr>
       <w:tblGrid>
-        <w:gridCol w:w="4658"/>
-        <w:gridCol w:w="4658"/>
+        <w:gridCol w:w="4677"/>
+        <w:gridCol w:w="4677"/>
       </w:tblGrid>
       <w:tr>
         <w:tc>
           <w:tcPr>
-            <w:tcW w:type="dxa" w:w="4608"/>
-            <w:shd w:fill="F9FAFB"/>
+            <w:tcW w:type="dxa" w:w="4464"/>
+            <w:shd w:fill="F7FAFC"/>
           </w:tcPr>
           <w:p>
             <w:pPr>
@@ -271,8 +581,8 @@
             </w:pPr>
             <w:r>
               <w:rPr>
-                <w:rFonts w:ascii="Cambria" w:hAnsi="Cambria"/>
-                <w:sz w:val="20"/>
+                <w:rFonts w:ascii="Times New Roman" w:hAnsi="Times New Roman"/>
+                <w:sz w:val="24"/>
               </w:rPr>
               <w:t>A. D = R</w:t>
             </w:r>
@@ -280,8 +590,8 @@
         </w:tc>
         <w:tc>
           <w:tcPr>
-            <w:tcW w:type="dxa" w:w="4608"/>
-            <w:shd w:fill="F9FAFB"/>
+            <w:tcW w:type="dxa" w:w="4464"/>
+            <w:shd w:fill="F7FAFC"/>
           </w:tcPr>
           <w:p>
             <w:pPr>
@@ -289,10 +599,10 @@
             </w:pPr>
             <w:r>
               <w:rPr>
-                <w:rFonts w:ascii="Cambria" w:hAnsi="Cambria"/>
+                <w:rFonts w:ascii="Times New Roman" w:hAnsi="Times New Roman"/>
                 <w:b/>
-                <w:color w:val="10B981"/>
-                <w:sz w:val="20"/>
+                <w:color w:val="2F855A"/>
+                <w:sz w:val="24"/>
               </w:rPr>
               <w:t>B. D = R \ {2}</w:t>
             </w:r>
@@ -302,8 +612,8 @@
       <w:tr>
         <w:tc>
           <w:tcPr>
-            <w:tcW w:type="dxa" w:w="4608"/>
-            <w:shd w:fill="F9FAFB"/>
+            <w:tcW w:type="dxa" w:w="4464"/>
+            <w:shd w:fill="F7FAFC"/>
           </w:tcPr>
           <w:p>
             <w:pPr>
@@ -311,8 +621,8 @@
             </w:pPr>
             <w:r>
               <w:rPr>
-                <w:rFonts w:ascii="Cambria" w:hAnsi="Cambria"/>
-                <w:sz w:val="20"/>
+                <w:rFonts w:ascii="Times New Roman" w:hAnsi="Times New Roman"/>
+                <w:sz w:val="24"/>
               </w:rPr>
               <w:t>C. D = (2; +∞)</w:t>
             </w:r>
@@ -320,8 +630,8 @@
         </w:tc>
         <w:tc>
           <w:tcPr>
-            <w:tcW w:type="dxa" w:w="4608"/>
-            <w:shd w:fill="F9FAFB"/>
+            <w:tcW w:type="dxa" w:w="4464"/>
+            <w:shd w:fill="F7FAFC"/>
           </w:tcPr>
           <w:p>
             <w:pPr>
@@ -329,8 +639,8 @@
             </w:pPr>
             <w:r>
               <w:rPr>
-                <w:rFonts w:ascii="Cambria" w:hAnsi="Cambria"/>
-                <w:sz w:val="20"/>
+                <w:rFonts w:ascii="Times New Roman" w:hAnsi="Times New Roman"/>
+                <w:sz w:val="24"/>
               </w:rPr>
               <w:t>D. D = [2; +∞)</w:t>
             </w:r>
@@ -340,7 +650,7 @@
     </w:tbl>
     <w:p>
       <w:pPr>
-        <w:spacing w:after="120"/>
+        <w:spacing w:before="0" w:after="80"/>
       </w:pPr>
     </w:p>
     <w:p>
@@ -349,22 +659,24 @@
       </w:pPr>
       <w:r>
         <w:rPr>
-          <w:rFonts w:ascii="Cambria" w:hAnsi="Cambria"/>
+          <w:rFonts w:ascii="Times New Roman" w:hAnsi="Times New Roman"/>
           <w:b/>
-          <w:color w:val="3B82F6"/>
-          <w:sz w:val="21"/>
+          <w:i/>
+          <w:color w:val="2B6CB0"/>
+          <w:sz w:val="25"/>
         </w:rPr>
-        <w:t>✎ Hướng dẫn giải tự luận chi tiết:</w:t>
+        <w:t>✎ Hướng dẫn giải chi tiết (Tự luận chuẩn mực):</w:t>
       </w:r>
     </w:p>
     <w:p>
       <w:pPr>
-        <w:spacing w:before="20" w:after="40" w:line="276" w:lineRule="auto"/>
+        <w:spacing w:before="20" w:after="60" w:line="300" w:lineRule="auto"/>
       </w:pPr>
       <w:r>
         <w:rPr>
-          <w:rFonts w:ascii="Cambria" w:hAnsi="Cambria"/>
-          <w:sz w:val="21"/>
+          <w:rFonts w:ascii="Times New Roman" w:hAnsi="Times New Roman"/>
+          <w:color w:val="1A202C"/>
+          <w:sz w:val="25"/>
         </w:rPr>
         <w:t>Số mũ nguyên âm nên điều kiện là cơ số khác 0: x - 2 ≠ 0 ⇔ x ≠ 2.</w:t>
       </w:r>
@@ -382,11 +694,11 @@
       <w:tr>
         <w:tc>
           <w:tcPr>
-            <w:tcW w:type="dxa" w:w="9317"/>
-            <w:shd w:fill="ECFDF5"/>
+            <w:tcW w:type="dxa" w:w="9355"/>
+            <w:shd w:fill="F0FDF4"/>
             <w:tcBorders>
               <w:top w:val="none"/>
-              <w:left w:val="single" w:sz="24" w:space="0" w:color="10B981"/>
+              <w:left w:val="single" w:sz="18" w:space="0" w:color="2F855A"/>
               <w:bottom w:val="none"/>
               <w:right w:val="none"/>
             </w:tcBorders>
@@ -397,25 +709,25 @@
             </w:pPr>
             <w:r>
               <w:rPr>
-                <w:rFonts w:ascii="Cambria" w:hAnsi="Cambria"/>
+                <w:rFonts w:ascii="Times New Roman" w:hAnsi="Times New Roman"/>
                 <w:b/>
-                <w:color w:val="10B981"/>
-                <w:sz w:val="22"/>
+                <w:color w:val="2F855A"/>
+                <w:sz w:val="23"/>
               </w:rPr>
-              <w:t>💡 KỸ THUẬT CASIO FX-580VN X &amp; MẸO GIẢI NHANH</w:t>
+              <w:t>💡 KỸ THUẬT BẤM MÁY CASIO FX-580VN X &amp; TƯ DUY GIẢI NHANH</w:t>
             </w:r>
           </w:p>
           <w:p>
             <w:pPr>
-              <w:spacing w:before="0" w:after="60" w:line="276" w:lineRule="auto"/>
+              <w:spacing w:before="0" w:after="60" w:line="288" w:lineRule="auto"/>
             </w:pPr>
             <w:r>
               <w:rPr>
-                <w:rFonts w:ascii="Cambria" w:hAnsi="Cambria"/>
-                <w:color w:val="111827"/>
-                <w:sz w:val="20"/>
+                <w:rFonts w:ascii="Times New Roman" w:hAnsi="Times New Roman"/>
+                <w:color w:val="1A202C"/>
+                <w:sz w:val="22"/>
               </w:rPr>
-              <w:t>Kỹ thuật tích phân vi phân: Nhấn phím tích phân ∫ hoặc đạo hàm d/dx tại điểm x₀ bất kỳ để so sánh trực tiếp kết quả với đạo hàm của từng đáp án.</w:t>
+              <w:t>Sử dụng lệnh SHIFT SOLVE: Nhập trực tiếp phương trình, gán giá trị x ban đầu gần các đáp án để máy tính lặp Newton-Raphson tìm nghiệm nhanh chóng.</w:t>
             </w:r>
           </w:p>
         </w:tc>
@@ -423,7 +735,7 @@
     </w:tbl>
     <w:p>
       <w:pPr>
-        <w:spacing w:before="0" w:after="120"/>
+        <w:spacing w:before="0" w:after="80"/>
       </w:pPr>
     </w:p>
     <w:tbl>
@@ -439,11 +751,11 @@
       <w:tr>
         <w:tc>
           <w:tcPr>
-            <w:tcW w:type="dxa" w:w="9317"/>
-            <w:shd w:fill="FEF2F2"/>
+            <w:tcW w:type="dxa" w:w="9355"/>
+            <w:shd w:fill="FFF5F5"/>
             <w:tcBorders>
               <w:top w:val="none"/>
-              <w:left w:val="single" w:sz="24" w:space="0" w:color="DC2626"/>
+              <w:left w:val="single" w:sz="18" w:space="0" w:color="C53030"/>
               <w:bottom w:val="none"/>
               <w:right w:val="none"/>
             </w:tcBorders>
@@ -454,25 +766,25 @@
             </w:pPr>
             <w:r>
               <w:rPr>
-                <w:rFonts w:ascii="Cambria" w:hAnsi="Cambria"/>
+                <w:rFonts w:ascii="Times New Roman" w:hAnsi="Times New Roman"/>
                 <w:b/>
-                <w:color w:val="DC2626"/>
-                <w:sz w:val="22"/>
+                <w:color w:val="C53030"/>
+                <w:sz w:val="23"/>
               </w:rPr>
-              <w:t>⚠️ BẪY ĐỀ THI &amp; SAI LẦM PHỔ BIẾN HỌC SINH HAY MẮC</w:t>
+              <w:t>⚠️ BẪY ĐỀ THI &amp; LỖI SAI HỌC SINH HAY MẮC PHẢI</w:t>
             </w:r>
           </w:p>
           <w:p>
             <w:pPr>
-              <w:spacing w:before="0" w:after="60" w:line="276" w:lineRule="auto"/>
+              <w:spacing w:before="0" w:after="60" w:line="288" w:lineRule="auto"/>
             </w:pPr>
             <w:r>
               <w:rPr>
-                <w:rFonts w:ascii="Cambria" w:hAnsi="Cambria"/>
-                <w:color w:val="111827"/>
-                <w:sz w:val="20"/>
+                <w:rFonts w:ascii="Times New Roman" w:hAnsi="Times New Roman"/>
+                <w:color w:val="1A202C"/>
+                <w:sz w:val="22"/>
               </w:rPr>
-              <w:t>⚠️ Bẫy chia cho 0 khi biện luận tham số: Khi chia cả 2 vế cho biểu thức chứa tham số m, bắt buộc phải xét trường hợp hệ số bằng 0 trước.</w:t>
+              <w:t>⚠️ Bẫy đơn vị đo lường: Đề bài cho khoảng cách theo km nhưng vận tốc lại tính bằng m/s, hoặc tần số theo kHz. Không đổi về đơn vị chuẩn SI sẽ dẫn tới kết quả sai lệch.</w:t>
             </w:r>
           </w:p>
         </w:tc>
@@ -480,17 +792,17 @@
     </w:tbl>
     <w:p>
       <w:pPr>
-        <w:spacing w:before="0" w:after="120"/>
+        <w:spacing w:before="0" w:after="80"/>
       </w:pPr>
     </w:p>
     <w:p>
       <w:pPr>
-        <w:spacing w:before="120" w:after="160"/>
+        <w:spacing w:before="80" w:after="160"/>
         <w:jc w:val="center"/>
       </w:pPr>
       <w:r>
         <w:rPr>
-          <w:color w:val="D1D5DB"/>
+          <w:color w:val="CBD5E1"/>
           <w:sz w:val="16"/>
         </w:rPr>
         <w:t>· · · — — — · · ·</w:t>
@@ -498,29 +810,29 @@
     </w:p>
     <w:p>
       <w:pPr>
-        <w:spacing w:before="280" w:after="80"/>
+        <w:spacing w:before="240" w:after="60"/>
       </w:pPr>
       <w:r>
         <w:rPr>
-          <w:rFonts w:ascii="Cambria" w:hAnsi="Cambria"/>
+          <w:rFonts w:ascii="Times New Roman" w:hAnsi="Times New Roman"/>
           <w:b/>
-          <w:color w:val="1E3A8A"/>
-          <w:sz w:val="24"/>
+          <w:color w:val="1A365D"/>
+          <w:sz w:val="26"/>
         </w:rPr>
-        <w:t>▶ Bài toán 2 [Trọng điểm bứt phá]</w:t>
+        <w:t>▶ Câu 2 [Nhận biết]</w:t>
       </w:r>
     </w:p>
     <w:p>
       <w:pPr>
-        <w:spacing w:before="40" w:after="120" w:line="288" w:lineRule="auto"/>
+        <w:spacing w:before="40" w:after="100" w:line="300" w:lineRule="auto"/>
       </w:pPr>
       <w:r>
         <w:rPr>
-          <w:rFonts w:ascii="Cambria" w:hAnsi="Cambria"/>
-          <w:color w:val="111827"/>
-          <w:sz w:val="22"/>
+          <w:rFonts w:ascii="Times New Roman" w:hAnsi="Times New Roman"/>
+          <w:color w:val="1A202C"/>
+          <w:sz w:val="26"/>
         </w:rPr>
-        <w:t>Một kỹ sư thiết kế nhịp cầu dây văng cần xác định biên độ dao động thỏa mãn: Cho khối lăng trụ tam giác đều có tất cả các cạnh bằng a. Thể tích của khối lăng trụ đó là:</w:t>
+        <w:t>Cho khối lăng trụ tam giác đều có tất cả các cạnh bằng a. Thể tích của khối lăng trụ đó là:</w:t>
       </w:r>
     </w:p>
     <w:tbl>
@@ -531,14 +843,14 @@
         <w:tblLook w:firstColumn="1" w:firstRow="1" w:lastColumn="0" w:lastRow="0" w:noHBand="0" w:noVBand="1" w:val="04A0"/>
       </w:tblPr>
       <w:tblGrid>
-        <w:gridCol w:w="4658"/>
-        <w:gridCol w:w="4658"/>
+        <w:gridCol w:w="4677"/>
+        <w:gridCol w:w="4677"/>
       </w:tblGrid>
       <w:tr>
         <w:tc>
           <w:tcPr>
-            <w:tcW w:type="dxa" w:w="4608"/>
-            <w:shd w:fill="F9FAFB"/>
+            <w:tcW w:type="dxa" w:w="4464"/>
+            <w:shd w:fill="F7FAFC"/>
           </w:tcPr>
           <w:p>
             <w:pPr>
@@ -546,10 +858,10 @@
             </w:pPr>
             <w:r>
               <w:rPr>
-                <w:rFonts w:ascii="Cambria" w:hAnsi="Cambria"/>
+                <w:rFonts w:ascii="Times New Roman" w:hAnsi="Times New Roman"/>
                 <w:b/>
-                <w:color w:val="10B981"/>
-                <w:sz w:val="20"/>
+                <w:color w:val="2F855A"/>
+                <w:sz w:val="24"/>
               </w:rPr>
               <w:t>A. a³√3 / 4</w:t>
             </w:r>
@@ -557,8 +869,8 @@
         </w:tc>
         <w:tc>
           <w:tcPr>
-            <w:tcW w:type="dxa" w:w="4608"/>
-            <w:shd w:fill="F9FAFB"/>
+            <w:tcW w:type="dxa" w:w="4464"/>
+            <w:shd w:fill="F7FAFC"/>
           </w:tcPr>
           <w:p>
             <w:pPr>
@@ -566,8 +878,8 @@
             </w:pPr>
             <w:r>
               <w:rPr>
-                <w:rFonts w:ascii="Cambria" w:hAnsi="Cambria"/>
-                <w:sz w:val="20"/>
+                <w:rFonts w:ascii="Times New Roman" w:hAnsi="Times New Roman"/>
+                <w:sz w:val="24"/>
               </w:rPr>
               <w:t>B. a³√3 / 12</w:t>
             </w:r>
@@ -577,8 +889,8 @@
       <w:tr>
         <w:tc>
           <w:tcPr>
-            <w:tcW w:type="dxa" w:w="4608"/>
-            <w:shd w:fill="F9FAFB"/>
+            <w:tcW w:type="dxa" w:w="4464"/>
+            <w:shd w:fill="F7FAFC"/>
           </w:tcPr>
           <w:p>
             <w:pPr>
@@ -586,8 +898,8 @@
             </w:pPr>
             <w:r>
               <w:rPr>
-                <w:rFonts w:ascii="Cambria" w:hAnsi="Cambria"/>
-                <w:sz w:val="20"/>
+                <w:rFonts w:ascii="Times New Roman" w:hAnsi="Times New Roman"/>
+                <w:sz w:val="24"/>
               </w:rPr>
               <w:t>C. a³ / 4</w:t>
             </w:r>
@@ -595,8 +907,8 @@
         </w:tc>
         <w:tc>
           <w:tcPr>
-            <w:tcW w:type="dxa" w:w="4608"/>
-            <w:shd w:fill="F9FAFB"/>
+            <w:tcW w:type="dxa" w:w="4464"/>
+            <w:shd w:fill="F7FAFC"/>
           </w:tcPr>
           <w:p>
             <w:pPr>
@@ -604,8 +916,8 @@
             </w:pPr>
             <w:r>
               <w:rPr>
-                <w:rFonts w:ascii="Cambria" w:hAnsi="Cambria"/>
-                <w:sz w:val="20"/>
+                <w:rFonts w:ascii="Times New Roman" w:hAnsi="Times New Roman"/>
+                <w:sz w:val="24"/>
               </w:rPr>
               <w:t>D. a³√3 / 6</w:t>
             </w:r>
@@ -615,7 +927,7 @@
     </w:tbl>
     <w:p>
       <w:pPr>
-        <w:spacing w:after="120"/>
+        <w:spacing w:before="0" w:after="80"/>
       </w:pPr>
     </w:p>
     <w:p>
@@ -624,22 +936,24 @@
       </w:pPr>
       <w:r>
         <w:rPr>
-          <w:rFonts w:ascii="Cambria" w:hAnsi="Cambria"/>
+          <w:rFonts w:ascii="Times New Roman" w:hAnsi="Times New Roman"/>
           <w:b/>
-          <w:color w:val="3B82F6"/>
-          <w:sz w:val="21"/>
+          <w:i/>
+          <w:color w:val="2B6CB0"/>
+          <w:sz w:val="25"/>
         </w:rPr>
-        <w:t>✎ Hướng dẫn giải tự luận chi tiết:</w:t>
+        <w:t>✎ Hướng dẫn giải chi tiết (Tự luận chuẩn mực):</w:t>
       </w:r>
     </w:p>
     <w:p>
       <w:pPr>
-        <w:spacing w:before="20" w:after="40" w:line="276" w:lineRule="auto"/>
+        <w:spacing w:before="20" w:after="60" w:line="300" w:lineRule="auto"/>
       </w:pPr>
       <w:r>
         <w:rPr>
-          <w:rFonts w:ascii="Cambria" w:hAnsi="Cambria"/>
-          <w:sz w:val="21"/>
+          <w:rFonts w:ascii="Times New Roman" w:hAnsi="Times New Roman"/>
+          <w:color w:val="1A202C"/>
+          <w:sz w:val="25"/>
         </w:rPr>
         <w:t>Diện tích tam giác đều cạnh a là S = a²√3 / 4. Chiều cao h = a. Thể tích V = S * h = a³√3 / 4.</w:t>
       </w:r>
@@ -657,11 +971,11 @@
       <w:tr>
         <w:tc>
           <w:tcPr>
-            <w:tcW w:type="dxa" w:w="9317"/>
-            <w:shd w:fill="ECFDF5"/>
+            <w:tcW w:type="dxa" w:w="9355"/>
+            <w:shd w:fill="F0FDF4"/>
             <w:tcBorders>
               <w:top w:val="none"/>
-              <w:left w:val="single" w:sz="24" w:space="0" w:color="10B981"/>
+              <w:left w:val="single" w:sz="18" w:space="0" w:color="2F855A"/>
               <w:bottom w:val="none"/>
               <w:right w:val="none"/>
             </w:tcBorders>
@@ -672,25 +986,25 @@
             </w:pPr>
             <w:r>
               <w:rPr>
-                <w:rFonts w:ascii="Cambria" w:hAnsi="Cambria"/>
+                <w:rFonts w:ascii="Times New Roman" w:hAnsi="Times New Roman"/>
                 <w:b/>
-                <w:color w:val="10B981"/>
-                <w:sz w:val="22"/>
+                <w:color w:val="2F855A"/>
+                <w:sz w:val="23"/>
               </w:rPr>
-              <w:t>💡 KỸ THUẬT CASIO FX-580VN X &amp; MẸO GIẢI NHANH</w:t>
+              <w:t>💡 KỸ THUẬT BẤM MÁY CASIO FX-580VN X &amp; TƯ DUY GIẢI NHANH</w:t>
             </w:r>
           </w:p>
           <w:p>
             <w:pPr>
-              <w:spacing w:before="0" w:after="60" w:line="276" w:lineRule="auto"/>
+              <w:spacing w:before="0" w:after="60" w:line="288" w:lineRule="auto"/>
             </w:pPr>
             <w:r>
               <w:rPr>
-                <w:rFonts w:ascii="Cambria" w:hAnsi="Cambria"/>
-                <w:color w:val="111827"/>
-                <w:sz w:val="20"/>
+                <w:rFonts w:ascii="Times New Roman" w:hAnsi="Times New Roman"/>
+                <w:color w:val="1A202C"/>
+                <w:sz w:val="22"/>
               </w:rPr>
-              <w:t>Sử dụng tính năng TABLE (Menu 8 trên Casio fx-580VN X): Nhập hàm f(x) trên đoạn [Start, End] với Step = (End - Start)/29 để quét nhanh cực trị hoặc nghiệm.</w:t>
+              <w:t>Kỹ thuật CALC giá trị đại diện: Thay các giá trị đặc biệt của tham số (ví dụ x = 0, x = 1 hoặc x = π/4) để loại trừ ngay 2-3 phương án sai trong 15 giây.</w:t>
             </w:r>
           </w:p>
         </w:tc>
@@ -698,7 +1012,7 @@
     </w:tbl>
     <w:p>
       <w:pPr>
-        <w:spacing w:before="0" w:after="120"/>
+        <w:spacing w:before="0" w:after="80"/>
       </w:pPr>
     </w:p>
     <w:tbl>
@@ -714,11 +1028,11 @@
       <w:tr>
         <w:tc>
           <w:tcPr>
-            <w:tcW w:type="dxa" w:w="9317"/>
-            <w:shd w:fill="FEF2F2"/>
+            <w:tcW w:type="dxa" w:w="9355"/>
+            <w:shd w:fill="FFF5F5"/>
             <w:tcBorders>
               <w:top w:val="none"/>
-              <w:left w:val="single" w:sz="24" w:space="0" w:color="DC2626"/>
+              <w:left w:val="single" w:sz="18" w:space="0" w:color="C53030"/>
               <w:bottom w:val="none"/>
               <w:right w:val="none"/>
             </w:tcBorders>
@@ -729,25 +1043,25 @@
             </w:pPr>
             <w:r>
               <w:rPr>
-                <w:rFonts w:ascii="Cambria" w:hAnsi="Cambria"/>
+                <w:rFonts w:ascii="Times New Roman" w:hAnsi="Times New Roman"/>
                 <w:b/>
-                <w:color w:val="DC2626"/>
-                <w:sz w:val="22"/>
+                <w:color w:val="C53030"/>
+                <w:sz w:val="23"/>
               </w:rPr>
-              <w:t>⚠️ BẪY ĐỀ THI &amp; SAI LẦM PHỔ BIẾN HỌC SINH HAY MẮC</w:t>
+              <w:t>⚠️ BẪY ĐỀ THI &amp; LỖI SAI HỌC SINH HAY MẮC PHẢI</w:t>
             </w:r>
           </w:p>
           <w:p>
             <w:pPr>
-              <w:spacing w:before="0" w:after="60" w:line="276" w:lineRule="auto"/>
+              <w:spacing w:before="0" w:after="60" w:line="288" w:lineRule="auto"/>
             </w:pPr>
             <w:r>
               <w:rPr>
-                <w:rFonts w:ascii="Cambria" w:hAnsi="Cambria"/>
-                <w:color w:val="111827"/>
-                <w:sz w:val="20"/>
+                <w:rFonts w:ascii="Times New Roman" w:hAnsi="Times New Roman"/>
+                <w:color w:val="1A202C"/>
+                <w:sz w:val="22"/>
               </w:rPr>
-              <w:t>⚠️ Bẫy điều kiện xác định: Học sinh rất hay quên đặt điều kiện cho biểu thức dưới dấu căn bậc chẵn (≥ 0) hoặc biểu thức trong logarit (&gt; 0), dẫn đến nhận nghiệm ngoại lai.</w:t>
+              <w:t>⚠️ Bẫy cực trị hàm số: Điểm cực trị của hàm số là x, giá trị cực trị là y, còn điểm cực trị của đồ thị hàm số là tọa độ (x; y). Đọc kỹ câu hỏi để không chọn nhầm.</w:t>
             </w:r>
           </w:p>
         </w:tc>
@@ -755,17 +1069,17 @@
     </w:tbl>
     <w:p>
       <w:pPr>
-        <w:spacing w:before="0" w:after="120"/>
+        <w:spacing w:before="0" w:after="80"/>
       </w:pPr>
     </w:p>
     <w:p>
       <w:pPr>
-        <w:spacing w:before="120" w:after="160"/>
+        <w:spacing w:before="80" w:after="160"/>
         <w:jc w:val="center"/>
       </w:pPr>
       <w:r>
         <w:rPr>
-          <w:color w:val="D1D5DB"/>
+          <w:color w:val="CBD5E1"/>
           <w:sz w:val="16"/>
         </w:rPr>
         <w:t>· · · — — — · · ·</w:t>
@@ -773,29 +1087,29 @@
     </w:p>
     <w:p>
       <w:pPr>
-        <w:spacing w:before="280" w:after="80"/>
+        <w:spacing w:before="240" w:after="60"/>
       </w:pPr>
       <w:r>
         <w:rPr>
-          <w:rFonts w:ascii="Cambria" w:hAnsi="Cambria"/>
+          <w:rFonts w:ascii="Times New Roman" w:hAnsi="Times New Roman"/>
           <w:b/>
-          <w:color w:val="1E3A8A"/>
-          <w:sz w:val="24"/>
+          <w:color w:val="1A365D"/>
+          <w:sz w:val="26"/>
         </w:rPr>
-        <w:t>▶ Bài toán 3 [Trọng điểm bứt phá]</w:t>
+        <w:t>▶ Câu 3 [Thông hiểu]</w:t>
       </w:r>
     </w:p>
     <w:p>
       <w:pPr>
-        <w:spacing w:before="40" w:after="120" w:line="288" w:lineRule="auto"/>
+        <w:spacing w:before="40" w:after="100" w:line="300" w:lineRule="auto"/>
       </w:pPr>
       <w:r>
         <w:rPr>
-          <w:rFonts w:ascii="Cambria" w:hAnsi="Cambria"/>
-          <w:color w:val="111827"/>
-          <w:sz w:val="22"/>
+          <w:rFonts w:ascii="Times New Roman" w:hAnsi="Times New Roman"/>
+          <w:color w:val="1A202C"/>
+          <w:sz w:val="26"/>
         </w:rPr>
-        <w:t>Để tối ưu hóa chi phí sản xuất pin năng lượng mặt trời, Nguyên hàm của hàm số f(x) = cos 2x là:</w:t>
+        <w:t>Nguyên hàm của hàm số f(x) = cos 2x là:</w:t>
       </w:r>
     </w:p>
     <w:tbl>
@@ -806,14 +1120,14 @@
         <w:tblLook w:firstColumn="1" w:firstRow="1" w:lastColumn="0" w:lastRow="0" w:noHBand="0" w:noVBand="1" w:val="04A0"/>
       </w:tblPr>
       <w:tblGrid>
-        <w:gridCol w:w="4658"/>
-        <w:gridCol w:w="4658"/>
+        <w:gridCol w:w="4677"/>
+        <w:gridCol w:w="4677"/>
       </w:tblGrid>
       <w:tr>
         <w:tc>
           <w:tcPr>
-            <w:tcW w:type="dxa" w:w="4608"/>
-            <w:shd w:fill="F9FAFB"/>
+            <w:tcW w:type="dxa" w:w="4464"/>
+            <w:shd w:fill="F7FAFC"/>
           </w:tcPr>
           <w:p>
             <w:pPr>
@@ -821,10 +1135,10 @@
             </w:pPr>
             <w:r>
               <w:rPr>
-                <w:rFonts w:ascii="Cambria" w:hAnsi="Cambria"/>
+                <w:rFonts w:ascii="Times New Roman" w:hAnsi="Times New Roman"/>
                 <w:b/>
-                <w:color w:val="10B981"/>
-                <w:sz w:val="20"/>
+                <w:color w:val="2F855A"/>
+                <w:sz w:val="24"/>
               </w:rPr>
               <w:t>A. 1/2 sin 2x + C</w:t>
             </w:r>
@@ -832,8 +1146,8 @@
         </w:tc>
         <w:tc>
           <w:tcPr>
-            <w:tcW w:type="dxa" w:w="4608"/>
-            <w:shd w:fill="F9FAFB"/>
+            <w:tcW w:type="dxa" w:w="4464"/>
+            <w:shd w:fill="F7FAFC"/>
           </w:tcPr>
           <w:p>
             <w:pPr>
@@ -841,8 +1155,8 @@
             </w:pPr>
             <w:r>
               <w:rPr>
-                <w:rFonts w:ascii="Cambria" w:hAnsi="Cambria"/>
-                <w:sz w:val="20"/>
+                <w:rFonts w:ascii="Times New Roman" w:hAnsi="Times New Roman"/>
+                <w:sz w:val="24"/>
               </w:rPr>
               <w:t>B. -1/2 sin 2x + C</w:t>
             </w:r>
@@ -852,8 +1166,8 @@
       <w:tr>
         <w:tc>
           <w:tcPr>
-            <w:tcW w:type="dxa" w:w="4608"/>
-            <w:shd w:fill="F9FAFB"/>
+            <w:tcW w:type="dxa" w:w="4464"/>
+            <w:shd w:fill="F7FAFC"/>
           </w:tcPr>
           <w:p>
             <w:pPr>
@@ -861,8 +1175,8 @@
             </w:pPr>
             <w:r>
               <w:rPr>
-                <w:rFonts w:ascii="Cambria" w:hAnsi="Cambria"/>
-                <w:sz w:val="20"/>
+                <w:rFonts w:ascii="Times New Roman" w:hAnsi="Times New Roman"/>
+                <w:sz w:val="24"/>
               </w:rPr>
               <w:t>C. 2 sin 2x + C</w:t>
             </w:r>
@@ -870,8 +1184,8 @@
         </w:tc>
         <w:tc>
           <w:tcPr>
-            <w:tcW w:type="dxa" w:w="4608"/>
-            <w:shd w:fill="F9FAFB"/>
+            <w:tcW w:type="dxa" w:w="4464"/>
+            <w:shd w:fill="F7FAFC"/>
           </w:tcPr>
           <w:p>
             <w:pPr>
@@ -879,8 +1193,8 @@
             </w:pPr>
             <w:r>
               <w:rPr>
-                <w:rFonts w:ascii="Cambria" w:hAnsi="Cambria"/>
-                <w:sz w:val="20"/>
+                <w:rFonts w:ascii="Times New Roman" w:hAnsi="Times New Roman"/>
+                <w:sz w:val="24"/>
               </w:rPr>
               <w:t>D. -2 sin 2x + C</w:t>
             </w:r>
@@ -890,7 +1204,7 @@
     </w:tbl>
     <w:p>
       <w:pPr>
-        <w:spacing w:after="120"/>
+        <w:spacing w:before="0" w:after="80"/>
       </w:pPr>
     </w:p>
     <w:p>
@@ -899,22 +1213,24 @@
       </w:pPr>
       <w:r>
         <w:rPr>
-          <w:rFonts w:ascii="Cambria" w:hAnsi="Cambria"/>
+          <w:rFonts w:ascii="Times New Roman" w:hAnsi="Times New Roman"/>
           <w:b/>
-          <w:color w:val="3B82F6"/>
-          <w:sz w:val="21"/>
+          <w:i/>
+          <w:color w:val="2B6CB0"/>
+          <w:sz w:val="25"/>
         </w:rPr>
-        <w:t>✎ Hướng dẫn giải tự luận chi tiết:</w:t>
+        <w:t>✎ Hướng dẫn giải chi tiết (Tự luận chuẩn mực):</w:t>
       </w:r>
     </w:p>
     <w:p>
       <w:pPr>
-        <w:spacing w:before="20" w:after="40" w:line="276" w:lineRule="auto"/>
+        <w:spacing w:before="20" w:after="60" w:line="300" w:lineRule="auto"/>
       </w:pPr>
       <w:r>
         <w:rPr>
-          <w:rFonts w:ascii="Cambria" w:hAnsi="Cambria"/>
-          <w:sz w:val="21"/>
+          <w:rFonts w:ascii="Times New Roman" w:hAnsi="Times New Roman"/>
+          <w:color w:val="1A202C"/>
+          <w:sz w:val="25"/>
         </w:rPr>
         <w:t>Áp dụng công thức nguyên hàm cơ bản: ∫ cos(ax + b)dx = 1/a sin(ax + b) + C với a = 2.</w:t>
       </w:r>
@@ -932,11 +1248,11 @@
       <w:tr>
         <w:tc>
           <w:tcPr>
-            <w:tcW w:type="dxa" w:w="9317"/>
-            <w:shd w:fill="ECFDF5"/>
+            <w:tcW w:type="dxa" w:w="9355"/>
+            <w:shd w:fill="F0FDF4"/>
             <w:tcBorders>
               <w:top w:val="none"/>
-              <w:left w:val="single" w:sz="24" w:space="0" w:color="10B981"/>
+              <w:left w:val="single" w:sz="18" w:space="0" w:color="2F855A"/>
               <w:bottom w:val="none"/>
               <w:right w:val="none"/>
             </w:tcBorders>
@@ -947,25 +1263,25 @@
             </w:pPr>
             <w:r>
               <w:rPr>
-                <w:rFonts w:ascii="Cambria" w:hAnsi="Cambria"/>
+                <w:rFonts w:ascii="Times New Roman" w:hAnsi="Times New Roman"/>
                 <w:b/>
-                <w:color w:val="10B981"/>
-                <w:sz w:val="22"/>
+                <w:color w:val="2F855A"/>
+                <w:sz w:val="23"/>
               </w:rPr>
-              <w:t>💡 KỸ THUẬT CASIO FX-580VN X &amp; MẸO GIẢI NHANH</w:t>
+              <w:t>💡 KỸ THUẬT BẤM MÁY CASIO FX-580VN X &amp; TƯ DUY GIẢI NHANH</w:t>
             </w:r>
           </w:p>
           <w:p>
             <w:pPr>
-              <w:spacing w:before="0" w:after="60" w:line="276" w:lineRule="auto"/>
+              <w:spacing w:before="0" w:after="60" w:line="288" w:lineRule="auto"/>
             </w:pPr>
             <w:r>
               <w:rPr>
-                <w:rFonts w:ascii="Cambria" w:hAnsi="Cambria"/>
-                <w:color w:val="111827"/>
-                <w:sz w:val="20"/>
+                <w:rFonts w:ascii="Times New Roman" w:hAnsi="Times New Roman"/>
+                <w:color w:val="1A202C"/>
+                <w:sz w:val="22"/>
               </w:rPr>
-              <w:t>Kỹ thuật CALC giá trị đại diện: Thay các giá trị đặc biệt của tham số (ví dụ m = 0, m = 100 hoặc m = 10) để loại trừ ngay 2-3 phương án sai trong 15 giây.</w:t>
+              <w:t>Sử dụng tính năng TABLE (Menu 8 trên Casio fx-580VN X): Nhập hàm f(x) trên đoạn [Start, End] với Step = (End - Start)/29 để quét nhanh cực trị, nghiệm hoặc tập xác định.</w:t>
             </w:r>
           </w:p>
         </w:tc>
@@ -973,7 +1289,7 @@
     </w:tbl>
     <w:p>
       <w:pPr>
-        <w:spacing w:before="0" w:after="120"/>
+        <w:spacing w:before="0" w:after="80"/>
       </w:pPr>
     </w:p>
     <w:tbl>
@@ -989,11 +1305,11 @@
       <w:tr>
         <w:tc>
           <w:tcPr>
-            <w:tcW w:type="dxa" w:w="9317"/>
-            <w:shd w:fill="FEF2F2"/>
+            <w:tcW w:type="dxa" w:w="9355"/>
+            <w:shd w:fill="FFF5F5"/>
             <w:tcBorders>
               <w:top w:val="none"/>
-              <w:left w:val="single" w:sz="24" w:space="0" w:color="DC2626"/>
+              <w:left w:val="single" w:sz="18" w:space="0" w:color="C53030"/>
               <w:bottom w:val="none"/>
               <w:right w:val="none"/>
             </w:tcBorders>
@@ -1004,25 +1320,25 @@
             </w:pPr>
             <w:r>
               <w:rPr>
-                <w:rFonts w:ascii="Cambria" w:hAnsi="Cambria"/>
+                <w:rFonts w:ascii="Times New Roman" w:hAnsi="Times New Roman"/>
                 <w:b/>
-                <w:color w:val="DC2626"/>
-                <w:sz w:val="22"/>
+                <w:color w:val="C53030"/>
+                <w:sz w:val="23"/>
               </w:rPr>
-              <w:t>⚠️ BẪY ĐỀ THI &amp; SAI LẦM PHỔ BIẾN HỌC SINH HAY MẮC</w:t>
+              <w:t>⚠️ BẪY ĐỀ THI &amp; LỖI SAI HỌC SINH HAY MẮC PHẢI</w:t>
             </w:r>
           </w:p>
           <w:p>
             <w:pPr>
-              <w:spacing w:before="0" w:after="60" w:line="276" w:lineRule="auto"/>
+              <w:spacing w:before="0" w:after="60" w:line="288" w:lineRule="auto"/>
             </w:pPr>
             <w:r>
               <w:rPr>
-                <w:rFonts w:ascii="Cambria" w:hAnsi="Cambria"/>
-                <w:color w:val="111827"/>
-                <w:sz w:val="20"/>
+                <w:rFonts w:ascii="Times New Roman" w:hAnsi="Times New Roman"/>
+                <w:color w:val="1A202C"/>
+                <w:sz w:val="22"/>
               </w:rPr>
-              <w:t>⚠️ Bẫy đơn vị đo lường: Đề bài cho khoảng cách theo km nhưng vận tốc lại tính bằng m/s, hoặc tần số theo kHz. Không đổi về đơn vị chuẩn SI sẽ dẫn tới kết quả sai gấp bội số 10.</w:t>
+              <w:t>⚠️ Bẫy cực trị hàm số: Điểm cực trị của hàm số là x, giá trị cực trị là y, còn điểm cực trị của đồ thị hàm số là tọa độ (x; y). Đọc kỹ câu hỏi để không chọn nhầm.</w:t>
             </w:r>
           </w:p>
         </w:tc>
@@ -1030,17 +1346,17 @@
     </w:tbl>
     <w:p>
       <w:pPr>
-        <w:spacing w:before="0" w:after="120"/>
+        <w:spacing w:before="0" w:after="80"/>
       </w:pPr>
     </w:p>
     <w:p>
       <w:pPr>
-        <w:spacing w:before="120" w:after="160"/>
+        <w:spacing w:before="80" w:after="160"/>
         <w:jc w:val="center"/>
       </w:pPr>
       <w:r>
         <w:rPr>
-          <w:color w:val="D1D5DB"/>
+          <w:color w:val="CBD5E1"/>
           <w:sz w:val="16"/>
         </w:rPr>
         <w:t>· · · — — — · · ·</w:t>
@@ -1048,29 +1364,29 @@
     </w:p>
     <w:p>
       <w:pPr>
-        <w:spacing w:before="280" w:after="80"/>
+        <w:spacing w:before="240" w:after="60"/>
       </w:pPr>
       <w:r>
         <w:rPr>
-          <w:rFonts w:ascii="Cambria" w:hAnsi="Cambria"/>
+          <w:rFonts w:ascii="Times New Roman" w:hAnsi="Times New Roman"/>
           <w:b/>
-          <w:color w:val="1E3A8A"/>
-          <w:sz w:val="24"/>
+          <w:color w:val="1A365D"/>
+          <w:sz w:val="26"/>
         </w:rPr>
-        <w:t>▶ Bài toán 4 [Trọng điểm bứt phá]</w:t>
+        <w:t>▶ Câu 4 [Thông hiểu]</w:t>
       </w:r>
     </w:p>
     <w:p>
       <w:pPr>
-        <w:spacing w:before="40" w:after="120" w:line="288" w:lineRule="auto"/>
+        <w:spacing w:before="40" w:after="100" w:line="300" w:lineRule="auto"/>
       </w:pPr>
       <w:r>
         <w:rPr>
-          <w:rFonts w:ascii="Cambria" w:hAnsi="Cambria"/>
-          <w:color w:val="111827"/>
-          <w:sz w:val="22"/>
+          <w:rFonts w:ascii="Times New Roman" w:hAnsi="Times New Roman"/>
+          <w:color w:val="1A202C"/>
+          <w:sz w:val="26"/>
         </w:rPr>
-        <w:t>Trong quá trình phóng vệ tinh viễn thông lên quỹ đạo địa tĩnh, Số giao điểm của đồ thị hàm số y = x³ - 3x và trục hoành là:</w:t>
+        <w:t>Số giao điểm của đồ thị hàm số y = x³ - 3x và trục hoành là:</w:t>
       </w:r>
     </w:p>
     <w:tbl>
@@ -1081,14 +1397,14 @@
         <w:tblLook w:firstColumn="1" w:firstRow="1" w:lastColumn="0" w:lastRow="0" w:noHBand="0" w:noVBand="1" w:val="04A0"/>
       </w:tblPr>
       <w:tblGrid>
-        <w:gridCol w:w="4658"/>
-        <w:gridCol w:w="4658"/>
+        <w:gridCol w:w="4677"/>
+        <w:gridCol w:w="4677"/>
       </w:tblGrid>
       <w:tr>
         <w:tc>
           <w:tcPr>
-            <w:tcW w:type="dxa" w:w="4608"/>
-            <w:shd w:fill="F9FAFB"/>
+            <w:tcW w:type="dxa" w:w="4464"/>
+            <w:shd w:fill="F7FAFC"/>
           </w:tcPr>
           <w:p>
             <w:pPr>
@@ -1096,8 +1412,8 @@
             </w:pPr>
             <w:r>
               <w:rPr>
-                <w:rFonts w:ascii="Cambria" w:hAnsi="Cambria"/>
-                <w:sz w:val="20"/>
+                <w:rFonts w:ascii="Times New Roman" w:hAnsi="Times New Roman"/>
+                <w:sz w:val="24"/>
               </w:rPr>
               <w:t>A. 1</w:t>
             </w:r>
@@ -1105,8 +1421,8 @@
         </w:tc>
         <w:tc>
           <w:tcPr>
-            <w:tcW w:type="dxa" w:w="4608"/>
-            <w:shd w:fill="F9FAFB"/>
+            <w:tcW w:type="dxa" w:w="4464"/>
+            <w:shd w:fill="F7FAFC"/>
           </w:tcPr>
           <w:p>
             <w:pPr>
@@ -1114,8 +1430,8 @@
             </w:pPr>
             <w:r>
               <w:rPr>
-                <w:rFonts w:ascii="Cambria" w:hAnsi="Cambria"/>
-                <w:sz w:val="20"/>
+                <w:rFonts w:ascii="Times New Roman" w:hAnsi="Times New Roman"/>
+                <w:sz w:val="24"/>
               </w:rPr>
               <w:t>B. 2</w:t>
             </w:r>
@@ -1125,8 +1441,8 @@
       <w:tr>
         <w:tc>
           <w:tcPr>
-            <w:tcW w:type="dxa" w:w="4608"/>
-            <w:shd w:fill="F9FAFB"/>
+            <w:tcW w:type="dxa" w:w="4464"/>
+            <w:shd w:fill="F7FAFC"/>
           </w:tcPr>
           <w:p>
             <w:pPr>
@@ -1134,10 +1450,10 @@
             </w:pPr>
             <w:r>
               <w:rPr>
-                <w:rFonts w:ascii="Cambria" w:hAnsi="Cambria"/>
+                <w:rFonts w:ascii="Times New Roman" w:hAnsi="Times New Roman"/>
                 <w:b/>
-                <w:color w:val="10B981"/>
-                <w:sz w:val="20"/>
+                <w:color w:val="2F855A"/>
+                <w:sz w:val="24"/>
               </w:rPr>
               <w:t>C. 3</w:t>
             </w:r>
@@ -1145,8 +1461,8 @@
         </w:tc>
         <w:tc>
           <w:tcPr>
-            <w:tcW w:type="dxa" w:w="4608"/>
-            <w:shd w:fill="F9FAFB"/>
+            <w:tcW w:type="dxa" w:w="4464"/>
+            <w:shd w:fill="F7FAFC"/>
           </w:tcPr>
           <w:p>
             <w:pPr>
@@ -1154,8 +1470,8 @@
             </w:pPr>
             <w:r>
               <w:rPr>
-                <w:rFonts w:ascii="Cambria" w:hAnsi="Cambria"/>
-                <w:sz w:val="20"/>
+                <w:rFonts w:ascii="Times New Roman" w:hAnsi="Times New Roman"/>
+                <w:sz w:val="24"/>
               </w:rPr>
               <w:t>D. 0</w:t>
             </w:r>
@@ -1165,7 +1481,7 @@
     </w:tbl>
     <w:p>
       <w:pPr>
-        <w:spacing w:after="120"/>
+        <w:spacing w:before="0" w:after="80"/>
       </w:pPr>
     </w:p>
     <w:p>
@@ -1174,22 +1490,24 @@
       </w:pPr>
       <w:r>
         <w:rPr>
-          <w:rFonts w:ascii="Cambria" w:hAnsi="Cambria"/>
+          <w:rFonts w:ascii="Times New Roman" w:hAnsi="Times New Roman"/>
           <w:b/>
-          <w:color w:val="3B82F6"/>
-          <w:sz w:val="21"/>
+          <w:i/>
+          <w:color w:val="2B6CB0"/>
+          <w:sz w:val="25"/>
         </w:rPr>
-        <w:t>✎ Hướng dẫn giải tự luận chi tiết:</w:t>
+        <w:t>✎ Hướng dẫn giải chi tiết (Tự luận chuẩn mực):</w:t>
       </w:r>
     </w:p>
     <w:p>
       <w:pPr>
-        <w:spacing w:before="20" w:after="40" w:line="276" w:lineRule="auto"/>
+        <w:spacing w:before="20" w:after="60" w:line="300" w:lineRule="auto"/>
       </w:pPr>
       <w:r>
         <w:rPr>
-          <w:rFonts w:ascii="Cambria" w:hAnsi="Cambria"/>
-          <w:sz w:val="21"/>
+          <w:rFonts w:ascii="Times New Roman" w:hAnsi="Times New Roman"/>
+          <w:color w:val="1A202C"/>
+          <w:sz w:val="25"/>
         </w:rPr>
         <w:t>Phương trình hoành độ giao điểm: x³ - 3x = 0 ⇔ x(x² - 3) = 0 có 3 nghiệm x = 0, x = √3, x = -√3.</w:t>
       </w:r>
@@ -1207,11 +1525,11 @@
       <w:tr>
         <w:tc>
           <w:tcPr>
-            <w:tcW w:type="dxa" w:w="9317"/>
-            <w:shd w:fill="ECFDF5"/>
+            <w:tcW w:type="dxa" w:w="9355"/>
+            <w:shd w:fill="F0FDF4"/>
             <w:tcBorders>
               <w:top w:val="none"/>
-              <w:left w:val="single" w:sz="24" w:space="0" w:color="10B981"/>
+              <w:left w:val="single" w:sz="18" w:space="0" w:color="2F855A"/>
               <w:bottom w:val="none"/>
               <w:right w:val="none"/>
             </w:tcBorders>
@@ -1222,25 +1540,25 @@
             </w:pPr>
             <w:r>
               <w:rPr>
-                <w:rFonts w:ascii="Cambria" w:hAnsi="Cambria"/>
+                <w:rFonts w:ascii="Times New Roman" w:hAnsi="Times New Roman"/>
                 <w:b/>
-                <w:color w:val="10B981"/>
-                <w:sz w:val="22"/>
+                <w:color w:val="2F855A"/>
+                <w:sz w:val="23"/>
               </w:rPr>
-              <w:t>💡 KỸ THUẬT CASIO FX-580VN X &amp; MẸO GIẢI NHANH</w:t>
+              <w:t>💡 KỸ THUẬT BẤM MÁY CASIO FX-580VN X &amp; TƯ DUY GIẢI NHANH</w:t>
             </w:r>
           </w:p>
           <w:p>
             <w:pPr>
-              <w:spacing w:before="0" w:after="60" w:line="276" w:lineRule="auto"/>
+              <w:spacing w:before="0" w:after="60" w:line="288" w:lineRule="auto"/>
             </w:pPr>
             <w:r>
               <w:rPr>
-                <w:rFonts w:ascii="Cambria" w:hAnsi="Cambria"/>
-                <w:color w:val="111827"/>
-                <w:sz w:val="20"/>
+                <w:rFonts w:ascii="Times New Roman" w:hAnsi="Times New Roman"/>
+                <w:color w:val="1A202C"/>
+                <w:sz w:val="22"/>
               </w:rPr>
-              <w:t>Kỹ thuật CALC giá trị đại diện: Thay các giá trị đặc biệt của tham số (ví dụ m = 0, m = 100 hoặc m = 10) để loại trừ ngay 2-3 phương án sai trong 15 giây.</w:t>
+              <w:t>Dùng tính năng VECTOR / COMPLEX: Chuyển máy sang mode số phức (Menu 2) để cộng trừ biên độ và pha dao động cực nhanh mà không cần vẽ giản đồ.</w:t>
             </w:r>
           </w:p>
         </w:tc>
@@ -1248,7 +1566,7 @@
     </w:tbl>
     <w:p>
       <w:pPr>
-        <w:spacing w:before="0" w:after="120"/>
+        <w:spacing w:before="0" w:after="80"/>
       </w:pPr>
     </w:p>
     <w:tbl>
@@ -1264,11 +1582,11 @@
       <w:tr>
         <w:tc>
           <w:tcPr>
-            <w:tcW w:type="dxa" w:w="9317"/>
-            <w:shd w:fill="FEF2F2"/>
+            <w:tcW w:type="dxa" w:w="9355"/>
+            <w:shd w:fill="FFF5F5"/>
             <w:tcBorders>
               <w:top w:val="none"/>
-              <w:left w:val="single" w:sz="24" w:space="0" w:color="DC2626"/>
+              <w:left w:val="single" w:sz="18" w:space="0" w:color="C53030"/>
               <w:bottom w:val="none"/>
               <w:right w:val="none"/>
             </w:tcBorders>
@@ -1279,25 +1597,25 @@
             </w:pPr>
             <w:r>
               <w:rPr>
-                <w:rFonts w:ascii="Cambria" w:hAnsi="Cambria"/>
+                <w:rFonts w:ascii="Times New Roman" w:hAnsi="Times New Roman"/>
                 <w:b/>
-                <w:color w:val="DC2626"/>
-                <w:sz w:val="22"/>
+                <w:color w:val="C53030"/>
+                <w:sz w:val="23"/>
               </w:rPr>
-              <w:t>⚠️ BẪY ĐỀ THI &amp; SAI LẦM PHỔ BIẾN HỌC SINH HAY MẮC</w:t>
+              <w:t>⚠️ BẪY ĐỀ THI &amp; LỖI SAI HỌC SINH HAY MẮC PHẢI</w:t>
             </w:r>
           </w:p>
           <w:p>
             <w:pPr>
-              <w:spacing w:before="0" w:after="60" w:line="276" w:lineRule="auto"/>
+              <w:spacing w:before="0" w:after="60" w:line="288" w:lineRule="auto"/>
             </w:pPr>
             <w:r>
               <w:rPr>
-                <w:rFonts w:ascii="Cambria" w:hAnsi="Cambria"/>
-                <w:color w:val="111827"/>
-                <w:sz w:val="20"/>
+                <w:rFonts w:ascii="Times New Roman" w:hAnsi="Times New Roman"/>
+                <w:color w:val="1A202C"/>
+                <w:sz w:val="22"/>
               </w:rPr>
-              <w:t>⚠️ Bẫy đơn vị đo lường: Đề bài cho khoảng cách theo km nhưng vận tốc lại tính bằng m/s, hoặc tần số theo kHz. Không đổi về đơn vị chuẩn SI sẽ dẫn tới kết quả sai gấp bội số 10.</w:t>
+              <w:t>⚠️ Bẫy đơn vị đo lường: Đề bài cho khoảng cách theo km nhưng vận tốc lại tính bằng m/s, hoặc tần số theo kHz. Không đổi về đơn vị chuẩn SI sẽ dẫn tới kết quả sai lệch.</w:t>
             </w:r>
           </w:p>
         </w:tc>
@@ -1305,17 +1623,17 @@
     </w:tbl>
     <w:p>
       <w:pPr>
-        <w:spacing w:before="0" w:after="120"/>
+        <w:spacing w:before="0" w:after="80"/>
       </w:pPr>
     </w:p>
     <w:p>
       <w:pPr>
-        <w:spacing w:before="120" w:after="160"/>
+        <w:spacing w:before="80" w:after="160"/>
         <w:jc w:val="center"/>
       </w:pPr>
       <w:r>
         <w:rPr>
-          <w:color w:val="D1D5DB"/>
+          <w:color w:val="CBD5E1"/>
           <w:sz w:val="16"/>
         </w:rPr>
         <w:t>· · · — — — · · ·</w:t>
@@ -1323,37 +1641,37 @@
     </w:p>
     <w:p>
       <w:pPr>
-        <w:spacing w:before="280" w:after="80"/>
+        <w:spacing w:before="240" w:after="60"/>
       </w:pPr>
       <w:r>
         <w:rPr>
-          <w:rFonts w:ascii="Cambria" w:hAnsi="Cambria"/>
+          <w:rFonts w:ascii="Times New Roman" w:hAnsi="Times New Roman"/>
           <w:b/>
-          <w:color w:val="10B981"/>
-          <w:sz w:val="24"/>
+          <w:color w:val="2F855A"/>
+          <w:sz w:val="26"/>
         </w:rPr>
-        <w:t>▶ Bài toán 5 [Bổ sung nâng cao - Vận dụng thực chiến]</w:t>
+        <w:t>▶ Câu 5 [Vận dụng cao - Phân hóa điểm 10]</w:t>
       </w:r>
       <w:r>
         <w:rPr>
           <w:b/>
-          <w:color w:val="10B981"/>
-          <w:sz w:val="19"/>
+          <w:color w:val="2F855A"/>
+          <w:sz w:val="20"/>
         </w:rPr>
         <w:t xml:space="preserve"> [MỚI BỔ SUNG]</w:t>
       </w:r>
     </w:p>
     <w:p>
       <w:pPr>
-        <w:spacing w:before="40" w:after="120" w:line="288" w:lineRule="auto"/>
+        <w:spacing w:before="40" w:after="100" w:line="300" w:lineRule="auto"/>
       </w:pPr>
       <w:r>
         <w:rPr>
-          <w:rFonts w:ascii="Cambria" w:hAnsi="Cambria"/>
-          <w:color w:val="111827"/>
-          <w:sz w:val="22"/>
+          <w:rFonts w:ascii="Times New Roman" w:hAnsi="Times New Roman"/>
+          <w:color w:val="1A202C"/>
+          <w:sz w:val="26"/>
         </w:rPr>
-        <w:t>Một hồ chứa sinh thái có lượng vi sinh vật phát triển theo hàm số P(t) = 1000 / (1 + 9e^(-0.5t)), với t tính bằng ngày. Hãy xác định thời điểm mà tốc độ gia tăng sinh khối đạt giá trị lớn nhất.</w:t>
+        <w:t>Cho hàm số y = x³ - 3mx² + 3(m² - 1)x với m là tham số thực. Tìm tất cả các giá trị của m để hàm số có hai điểm cực trị x₁, x₂ thỏa mãn x₁² + x₂² - x₁x₂ = 7.</w:t>
       </w:r>
     </w:p>
     <w:tbl>
@@ -1364,14 +1682,14 @@
         <w:tblLook w:firstColumn="1" w:firstRow="1" w:lastColumn="0" w:lastRow="0" w:noHBand="0" w:noVBand="1" w:val="04A0"/>
       </w:tblPr>
       <w:tblGrid>
-        <w:gridCol w:w="4658"/>
-        <w:gridCol w:w="4658"/>
+        <w:gridCol w:w="4677"/>
+        <w:gridCol w:w="4677"/>
       </w:tblGrid>
       <w:tr>
         <w:tc>
           <w:tcPr>
-            <w:tcW w:type="dxa" w:w="4608"/>
-            <w:shd w:fill="F9FAFB"/>
+            <w:tcW w:type="dxa" w:w="4464"/>
+            <w:shd w:fill="F7FAFC"/>
           </w:tcPr>
           <w:p>
             <w:pPr>
@@ -1379,19 +1697,17 @@
             </w:pPr>
             <w:r>
               <w:rPr>
-                <w:rFonts w:ascii="Cambria" w:hAnsi="Cambria"/>
-                <w:b/>
-                <w:color w:val="10B981"/>
-                <w:sz w:val="20"/>
+                <w:rFonts w:ascii="Times New Roman" w:hAnsi="Times New Roman"/>
+                <w:sz w:val="24"/>
               </w:rPr>
-              <w:t>A. t = 2 ln 9 (ngày)</w:t>
+              <w:t>A. m = ±1</w:t>
             </w:r>
           </w:p>
         </w:tc>
         <w:tc>
           <w:tcPr>
-            <w:tcW w:type="dxa" w:w="4608"/>
-            <w:shd w:fill="F9FAFB"/>
+            <w:tcW w:type="dxa" w:w="4464"/>
+            <w:shd w:fill="F7FAFC"/>
           </w:tcPr>
           <w:p>
             <w:pPr>
@@ -1399,10 +1715,12 @@
             </w:pPr>
             <w:r>
               <w:rPr>
-                <w:rFonts w:ascii="Cambria" w:hAnsi="Cambria"/>
-                <w:sz w:val="20"/>
+                <w:rFonts w:ascii="Times New Roman" w:hAnsi="Times New Roman"/>
+                <w:b/>
+                <w:color w:val="2F855A"/>
+                <w:sz w:val="24"/>
               </w:rPr>
-              <w:t>B. t = ln 3 (ngày)</w:t>
+              <w:t>B. m = ±2</w:t>
             </w:r>
           </w:p>
         </w:tc>
@@ -1410,8 +1728,8 @@
       <w:tr>
         <w:tc>
           <w:tcPr>
-            <w:tcW w:type="dxa" w:w="4608"/>
-            <w:shd w:fill="F9FAFB"/>
+            <w:tcW w:type="dxa" w:w="4464"/>
+            <w:shd w:fill="F7FAFC"/>
           </w:tcPr>
           <w:p>
             <w:pPr>
@@ -1419,17 +1737,17 @@
             </w:pPr>
             <w:r>
               <w:rPr>
-                <w:rFonts w:ascii="Cambria" w:hAnsi="Cambria"/>
-                <w:sz w:val="20"/>
+                <w:rFonts w:ascii="Times New Roman" w:hAnsi="Times New Roman"/>
+                <w:sz w:val="24"/>
               </w:rPr>
-              <w:t>C. t = 4 ln 3 (ngày)</w:t>
+              <w:t>C. m = 2</w:t>
             </w:r>
           </w:p>
         </w:tc>
         <w:tc>
           <w:tcPr>
-            <w:tcW w:type="dxa" w:w="4608"/>
-            <w:shd w:fill="F9FAFB"/>
+            <w:tcW w:type="dxa" w:w="4464"/>
+            <w:shd w:fill="F7FAFC"/>
           </w:tcPr>
           <w:p>
             <w:pPr>
@@ -1437,10 +1755,10 @@
             </w:pPr>
             <w:r>
               <w:rPr>
-                <w:rFonts w:ascii="Cambria" w:hAnsi="Cambria"/>
-                <w:sz w:val="20"/>
+                <w:rFonts w:ascii="Times New Roman" w:hAnsi="Times New Roman"/>
+                <w:sz w:val="24"/>
               </w:rPr>
-              <w:t>D. t = ln 9 (ngày)</w:t>
+              <w:t>D. m = ±3</w:t>
             </w:r>
           </w:p>
         </w:tc>
@@ -1448,7 +1766,7 @@
     </w:tbl>
     <w:p>
       <w:pPr>
-        <w:spacing w:after="120"/>
+        <w:spacing w:before="0" w:after="80"/>
       </w:pPr>
     </w:p>
     <w:p>
@@ -1457,48 +1775,78 @@
       </w:pPr>
       <w:r>
         <w:rPr>
-          <w:rFonts w:ascii="Cambria" w:hAnsi="Cambria"/>
+          <w:rFonts w:ascii="Times New Roman" w:hAnsi="Times New Roman"/>
           <w:b/>
-          <w:color w:val="3B82F6"/>
-          <w:sz w:val="21"/>
+          <w:i/>
+          <w:color w:val="2B6CB0"/>
+          <w:sz w:val="25"/>
         </w:rPr>
-        <w:t>✎ Hướng dẫn giải tự luận chi tiết:</w:t>
+        <w:t>✎ Hướng dẫn giải chi tiết (Tự luận chuẩn mực):</w:t>
       </w:r>
     </w:p>
     <w:p>
       <w:pPr>
-        <w:spacing w:before="20" w:after="40" w:line="276" w:lineRule="auto"/>
+        <w:spacing w:before="20" w:after="60" w:line="300" w:lineRule="auto"/>
       </w:pPr>
       <w:r>
         <w:rPr>
-          <w:rFonts w:ascii="Cambria" w:hAnsi="Cambria"/>
-          <w:sz w:val="21"/>
+          <w:rFonts w:ascii="Times New Roman" w:hAnsi="Times New Roman"/>
+          <w:color w:val="1A202C"/>
+          <w:sz w:val="25"/>
         </w:rPr>
-        <w:t>Tốc độ gia tăng sinh khối là đạo hàm P'(t). Để P'(t) đạt cực đại, ta khảo sát P''(t) = 0.</w:t>
+        <w:t>• Ta có y' = 3x² - 6mx + 3(m² - 1). Hàm số có hai cực trị ⇔ y' = 0 có hai nghiệm phân biệt.</w:t>
       </w:r>
     </w:p>
     <w:p>
       <w:pPr>
-        <w:spacing w:before="20" w:after="40" w:line="276" w:lineRule="auto"/>
+        <w:spacing w:before="20" w:after="60" w:line="300" w:lineRule="auto"/>
       </w:pPr>
       <w:r>
         <w:rPr>
-          <w:rFonts w:ascii="Cambria" w:hAnsi="Cambria"/>
-          <w:sz w:val="21"/>
+          <w:rFonts w:ascii="Times New Roman" w:hAnsi="Times New Roman"/>
+          <w:color w:val="1A202C"/>
+          <w:sz w:val="25"/>
         </w:rPr>
-        <w:t>Tính đạo hàm cấp 2 và giải phương trình P''(t) = 0 ta thu được e^(-0.5t) = 1/9 ⇔ -0.5t = -ln 9 ⇔ t = 2 ln 9.</w:t>
+        <w:t>• Δ' = 9m² - 9(m² - 1) = 9 &gt; 0 với mọi m, nên điều kiện này luôn được thỏa mãn.</w:t>
       </w:r>
     </w:p>
     <w:p>
       <w:pPr>
-        <w:spacing w:before="20" w:after="40" w:line="276" w:lineRule="auto"/>
+        <w:spacing w:before="20" w:after="60" w:line="300" w:lineRule="auto"/>
       </w:pPr>
       <w:r>
         <w:rPr>
-          <w:rFonts w:ascii="Cambria" w:hAnsi="Cambria"/>
-          <w:sz w:val="21"/>
+          <w:rFonts w:ascii="Times New Roman" w:hAnsi="Times New Roman"/>
+          <w:color w:val="1A202C"/>
+          <w:sz w:val="25"/>
         </w:rPr>
-        <w:t>Kết luận: Sau t = 2 ln 9 ngày, tốc độ gia tăng vi sinh vật đạt cực đại.</w:t>
+        <w:t>• Theo định lý Vi-ét: x₁ + x₂ = 2m và x₁x₂ = m² - 1.</w:t>
+      </w:r>
+    </w:p>
+    <w:p>
+      <w:pPr>
+        <w:spacing w:before="20" w:after="60" w:line="300" w:lineRule="auto"/>
+      </w:pPr>
+      <w:r>
+        <w:rPr>
+          <w:rFonts w:ascii="Times New Roman" w:hAnsi="Times New Roman"/>
+          <w:color w:val="1A202C"/>
+          <w:sz w:val="25"/>
+        </w:rPr>
+        <w:t>• Biến đổi: x₁² + x₂² - x₁x₂ = (x₁ + x₂)² - 3x₁x₂ = 4m² - 3(m² - 1) = m² + 3.</w:t>
+      </w:r>
+    </w:p>
+    <w:p>
+      <w:pPr>
+        <w:spacing w:before="20" w:after="60" w:line="300" w:lineRule="auto"/>
+      </w:pPr>
+      <w:r>
+        <w:rPr>
+          <w:rFonts w:ascii="Times New Roman" w:hAnsi="Times New Roman"/>
+          <w:color w:val="1A202C"/>
+          <w:sz w:val="25"/>
+        </w:rPr>
+        <w:t>• Do đó m² + 3 = 7 ⇔ m² = 4 ⇔ m = ±2. Chọn đáp án B.</w:t>
       </w:r>
     </w:p>
     <w:tbl>
@@ -1514,11 +1862,11 @@
       <w:tr>
         <w:tc>
           <w:tcPr>
-            <w:tcW w:type="dxa" w:w="9317"/>
-            <w:shd w:fill="ECFDF5"/>
+            <w:tcW w:type="dxa" w:w="9355"/>
+            <w:shd w:fill="F0FDF4"/>
             <w:tcBorders>
               <w:top w:val="none"/>
-              <w:left w:val="single" w:sz="24" w:space="0" w:color="10B981"/>
+              <w:left w:val="single" w:sz="18" w:space="0" w:color="2F855A"/>
               <w:bottom w:val="none"/>
               <w:right w:val="none"/>
             </w:tcBorders>
@@ -1529,25 +1877,25 @@
             </w:pPr>
             <w:r>
               <w:rPr>
-                <w:rFonts w:ascii="Cambria" w:hAnsi="Cambria"/>
+                <w:rFonts w:ascii="Times New Roman" w:hAnsi="Times New Roman"/>
                 <w:b/>
-                <w:color w:val="10B981"/>
-                <w:sz w:val="22"/>
+                <w:color w:val="2F855A"/>
+                <w:sz w:val="23"/>
               </w:rPr>
-              <w:t>💡 KỸ THUẬT CASIO FX-580VN X &amp; MẸO GIẢI NHANH</w:t>
+              <w:t>💡 KỸ THUẬT BẤM MÁY CASIO FX-580VN X &amp; TƯ DUY GIẢI NHANH</w:t>
             </w:r>
           </w:p>
           <w:p>
             <w:pPr>
-              <w:spacing w:before="0" w:after="60" w:line="276" w:lineRule="auto"/>
+              <w:spacing w:before="0" w:after="60" w:line="288" w:lineRule="auto"/>
             </w:pPr>
             <w:r>
               <w:rPr>
-                <w:rFonts w:ascii="Cambria" w:hAnsi="Cambria"/>
-                <w:color w:val="111827"/>
-                <w:sz w:val="20"/>
+                <w:rFonts w:ascii="Times New Roman" w:hAnsi="Times New Roman"/>
+                <w:color w:val="1A202C"/>
+                <w:sz w:val="22"/>
               </w:rPr>
-              <w:t>Bấm TABLE trên máy tính: Nhập d/dx[P(x)] tại x = X với Start = 0, End = 10, Step = 0.5. Tìm giá trị đạo hàm lớn nhất tương ứng với đáp án A.</w:t>
+              <w:t>Kỹ thuật Vi-ét hóa: Thay vì giải tường minh hai nghiệm, hãy đưa mọi biểu thức đối xứng về tổng S = x₁ + x₂ và tích P = x₁x₂. Sau đó dùng SHIFT SOLVE trên Casio fx-580VN X để giải nhanh phương trình ẩn m vừa thu được.</w:t>
             </w:r>
           </w:p>
         </w:tc>
@@ -1555,7 +1903,7 @@
     </w:tbl>
     <w:p>
       <w:pPr>
-        <w:spacing w:before="0" w:after="120"/>
+        <w:spacing w:before="0" w:after="80"/>
       </w:pPr>
     </w:p>
     <w:tbl>
@@ -1571,11 +1919,11 @@
       <w:tr>
         <w:tc>
           <w:tcPr>
-            <w:tcW w:type="dxa" w:w="9317"/>
-            <w:shd w:fill="FEF2F2"/>
+            <w:tcW w:type="dxa" w:w="9355"/>
+            <w:shd w:fill="FFF5F5"/>
             <w:tcBorders>
               <w:top w:val="none"/>
-              <w:left w:val="single" w:sz="24" w:space="0" w:color="DC2626"/>
+              <w:left w:val="single" w:sz="18" w:space="0" w:color="C53030"/>
               <w:bottom w:val="none"/>
               <w:right w:val="none"/>
             </w:tcBorders>
@@ -1586,25 +1934,38 @@
             </w:pPr>
             <w:r>
               <w:rPr>
-                <w:rFonts w:ascii="Cambria" w:hAnsi="Cambria"/>
+                <w:rFonts w:ascii="Times New Roman" w:hAnsi="Times New Roman"/>
                 <w:b/>
-                <w:color w:val="DC2626"/>
-                <w:sz w:val="22"/>
+                <w:color w:val="C53030"/>
+                <w:sz w:val="23"/>
               </w:rPr>
-              <w:t>⚠️ BẪY ĐỀ THI &amp; SAI LẦM PHỔ BIẾN HỌC SINH HAY MẮC</w:t>
+              <w:t>⚠️ BẪY ĐỀ THI &amp; LỖI SAI HỌC SINH HAY MẮC PHẢI</w:t>
             </w:r>
           </w:p>
           <w:p>
             <w:pPr>
-              <w:spacing w:before="0" w:after="60" w:line="276" w:lineRule="auto"/>
+              <w:spacing w:before="0" w:after="60" w:line="288" w:lineRule="auto"/>
             </w:pPr>
             <w:r>
               <w:rPr>
-                <w:rFonts w:ascii="Cambria" w:hAnsi="Cambria"/>
-                <w:color w:val="111827"/>
-                <w:sz w:val="20"/>
+                <w:rFonts w:ascii="Times New Roman" w:hAnsi="Times New Roman"/>
+                <w:color w:val="1A202C"/>
+                <w:sz w:val="22"/>
               </w:rPr>
-              <w:t>⚠️ Nhầm lẫn giữa 'sinh khối đạt cực đại' (khi t → ∞) và 'tốc độ gia tăng sinh khối đạt cực đại' (khi P''(t) = 0). Đọc kỹ câu hỏi để không xét sai hàm.</w:t>
+              <w:t>⚠️ Bẫy quên điều kiện tồn tại cực trị: Nhiều học sinh áp dụng ngay Vi-ét mà bỏ qua bước kiểm tra Δ' &gt; 0, dẫn đến nhận cả những giá trị m làm hàm số không có cực trị.</w:t>
+            </w:r>
+          </w:p>
+          <w:p>
+            <w:pPr>
+              <w:spacing w:before="0" w:after="60" w:line="288" w:lineRule="auto"/>
+            </w:pPr>
+            <w:r>
+              <w:rPr>
+                <w:rFonts w:ascii="Times New Roman" w:hAnsi="Times New Roman"/>
+                <w:color w:val="1A202C"/>
+                <w:sz w:val="22"/>
+              </w:rPr>
+              <w:t>⚠️ Bẫy thứ hai: chỉ nhận m = 2 mà đánh rơi nghiệm âm m = -2.</w:t>
             </w:r>
           </w:p>
         </w:tc>
@@ -1612,17 +1973,17 @@
     </w:tbl>
     <w:p>
       <w:pPr>
-        <w:spacing w:before="0" w:after="120"/>
+        <w:spacing w:before="0" w:after="80"/>
       </w:pPr>
     </w:p>
     <w:p>
       <w:pPr>
-        <w:spacing w:before="120" w:after="160"/>
+        <w:spacing w:before="80" w:after="160"/>
         <w:jc w:val="center"/>
       </w:pPr>
       <w:r>
         <w:rPr>
-          <w:color w:val="D1D5DB"/>
+          <w:color w:val="CBD5E1"/>
           <w:sz w:val="16"/>
         </w:rPr>
         <w:t>· · · — — — · · ·</w:t>
@@ -1630,37 +1991,37 @@
     </w:p>
     <w:p>
       <w:pPr>
-        <w:spacing w:before="280" w:after="80"/>
+        <w:spacing w:before="240" w:after="60"/>
       </w:pPr>
       <w:r>
         <w:rPr>
-          <w:rFonts w:ascii="Cambria" w:hAnsi="Cambria"/>
+          <w:rFonts w:ascii="Times New Roman" w:hAnsi="Times New Roman"/>
           <w:b/>
-          <w:color w:val="10B981"/>
-          <w:sz w:val="24"/>
+          <w:color w:val="2F855A"/>
+          <w:sz w:val="26"/>
         </w:rPr>
-        <w:t>▶ Bài toán 6 [Bổ sung nâng cao - Vận dụng thực chiến]</w:t>
+        <w:t>▶ Câu 6 [Vận dụng cao - Phân hóa điểm 10]</w:t>
       </w:r>
       <w:r>
         <w:rPr>
           <w:b/>
-          <w:color w:val="10B981"/>
-          <w:sz w:val="19"/>
+          <w:color w:val="2F855A"/>
+          <w:sz w:val="20"/>
         </w:rPr>
         <w:t xml:space="preserve"> [MỚI BỔ SUNG]</w:t>
       </w:r>
     </w:p>
     <w:p>
       <w:pPr>
-        <w:spacing w:before="40" w:after="120" w:line="288" w:lineRule="auto"/>
+        <w:spacing w:before="40" w:after="100" w:line="300" w:lineRule="auto"/>
       </w:pPr>
       <w:r>
         <w:rPr>
-          <w:rFonts w:ascii="Cambria" w:hAnsi="Cambria"/>
-          <w:color w:val="111827"/>
-          <w:sz w:val="22"/>
+          <w:rFonts w:ascii="Times New Roman" w:hAnsi="Times New Roman"/>
+          <w:color w:val="1A202C"/>
+          <w:sz w:val="26"/>
         </w:rPr>
-        <w:t>Một hồ chứa sinh thái có lượng vi sinh vật phát triển theo hàm số P(t) = 1000 / (1 + 9e^(-0.5t)), với t tính bằng ngày. Hãy xác định thời điểm mà tốc độ gia tăng sinh khối đạt giá trị lớn nhất.</w:t>
+        <w:t>Tìm giá trị lớn nhất của hàm số y = x³ - 3x² + 2 trên đoạn [-1; 3].</w:t>
       </w:r>
     </w:p>
     <w:tbl>
@@ -1671,14 +2032,14 @@
         <w:tblLook w:firstColumn="1" w:firstRow="1" w:lastColumn="0" w:lastRow="0" w:noHBand="0" w:noVBand="1" w:val="04A0"/>
       </w:tblPr>
       <w:tblGrid>
-        <w:gridCol w:w="4658"/>
-        <w:gridCol w:w="4658"/>
+        <w:gridCol w:w="4677"/>
+        <w:gridCol w:w="4677"/>
       </w:tblGrid>
       <w:tr>
         <w:tc>
           <w:tcPr>
-            <w:tcW w:type="dxa" w:w="4608"/>
-            <w:shd w:fill="F9FAFB"/>
+            <w:tcW w:type="dxa" w:w="4464"/>
+            <w:shd w:fill="F7FAFC"/>
           </w:tcPr>
           <w:p>
             <w:pPr>
@@ -1686,19 +2047,17 @@
             </w:pPr>
             <w:r>
               <w:rPr>
-                <w:rFonts w:ascii="Cambria" w:hAnsi="Cambria"/>
-                <w:b/>
-                <w:color w:val="10B981"/>
-                <w:sz w:val="20"/>
+                <w:rFonts w:ascii="Times New Roman" w:hAnsi="Times New Roman"/>
+                <w:sz w:val="24"/>
               </w:rPr>
-              <w:t>A. t = 2 ln 9 (ngày)</w:t>
+              <w:t>A. -2</w:t>
             </w:r>
           </w:p>
         </w:tc>
         <w:tc>
           <w:tcPr>
-            <w:tcW w:type="dxa" w:w="4608"/>
-            <w:shd w:fill="F9FAFB"/>
+            <w:tcW w:type="dxa" w:w="4464"/>
+            <w:shd w:fill="F7FAFC"/>
           </w:tcPr>
           <w:p>
             <w:pPr>
@@ -1706,10 +2065,10 @@
             </w:pPr>
             <w:r>
               <w:rPr>
-                <w:rFonts w:ascii="Cambria" w:hAnsi="Cambria"/>
-                <w:sz w:val="20"/>
+                <w:rFonts w:ascii="Times New Roman" w:hAnsi="Times New Roman"/>
+                <w:sz w:val="24"/>
               </w:rPr>
-              <w:t>B. t = ln 3 (ngày)</w:t>
+              <w:t>B. 0</w:t>
             </w:r>
           </w:p>
         </w:tc>
@@ -1717,8 +2076,8 @@
       <w:tr>
         <w:tc>
           <w:tcPr>
-            <w:tcW w:type="dxa" w:w="4608"/>
-            <w:shd w:fill="F9FAFB"/>
+            <w:tcW w:type="dxa" w:w="4464"/>
+            <w:shd w:fill="F7FAFC"/>
           </w:tcPr>
           <w:p>
             <w:pPr>
@@ -1726,17 +2085,19 @@
             </w:pPr>
             <w:r>
               <w:rPr>
-                <w:rFonts w:ascii="Cambria" w:hAnsi="Cambria"/>
-                <w:sz w:val="20"/>
+                <w:rFonts w:ascii="Times New Roman" w:hAnsi="Times New Roman"/>
+                <w:b/>
+                <w:color w:val="2F855A"/>
+                <w:sz w:val="24"/>
               </w:rPr>
-              <w:t>C. t = 4 ln 3 (ngày)</w:t>
+              <w:t>C. 2</w:t>
             </w:r>
           </w:p>
         </w:tc>
         <w:tc>
           <w:tcPr>
-            <w:tcW w:type="dxa" w:w="4608"/>
-            <w:shd w:fill="F9FAFB"/>
+            <w:tcW w:type="dxa" w:w="4464"/>
+            <w:shd w:fill="F7FAFC"/>
           </w:tcPr>
           <w:p>
             <w:pPr>
@@ -1744,10 +2105,10 @@
             </w:pPr>
             <w:r>
               <w:rPr>
-                <w:rFonts w:ascii="Cambria" w:hAnsi="Cambria"/>
-                <w:sz w:val="20"/>
+                <w:rFonts w:ascii="Times New Roman" w:hAnsi="Times New Roman"/>
+                <w:sz w:val="24"/>
               </w:rPr>
-              <w:t>D. t = ln 9 (ngày)</w:t>
+              <w:t>D. 18</w:t>
             </w:r>
           </w:p>
         </w:tc>
@@ -1755,7 +2116,7 @@
     </w:tbl>
     <w:p>
       <w:pPr>
-        <w:spacing w:after="120"/>
+        <w:spacing w:before="0" w:after="80"/>
       </w:pPr>
     </w:p>
     <w:p>
@@ -1764,48 +2125,78 @@
       </w:pPr>
       <w:r>
         <w:rPr>
-          <w:rFonts w:ascii="Cambria" w:hAnsi="Cambria"/>
+          <w:rFonts w:ascii="Times New Roman" w:hAnsi="Times New Roman"/>
           <w:b/>
-          <w:color w:val="3B82F6"/>
-          <w:sz w:val="21"/>
+          <w:i/>
+          <w:color w:val="2B6CB0"/>
+          <w:sz w:val="25"/>
         </w:rPr>
-        <w:t>✎ Hướng dẫn giải tự luận chi tiết:</w:t>
+        <w:t>✎ Hướng dẫn giải chi tiết (Tự luận chuẩn mực):</w:t>
       </w:r>
     </w:p>
     <w:p>
       <w:pPr>
-        <w:spacing w:before="20" w:after="40" w:line="276" w:lineRule="auto"/>
+        <w:spacing w:before="20" w:after="60" w:line="300" w:lineRule="auto"/>
       </w:pPr>
       <w:r>
         <w:rPr>
-          <w:rFonts w:ascii="Cambria" w:hAnsi="Cambria"/>
-          <w:sz w:val="21"/>
+          <w:rFonts w:ascii="Times New Roman" w:hAnsi="Times New Roman"/>
+          <w:color w:val="1A202C"/>
+          <w:sz w:val="25"/>
         </w:rPr>
-        <w:t>Tốc độ gia tăng sinh khối là đạo hàm P'(t). Để P'(t) đạt cực đại, ta khảo sát P''(t) = 0.</w:t>
+        <w:t>• Hàm số liên tục trên đoạn [-1; 3] nên chắc chắn đạt giá trị lớn nhất trên đoạn này.</w:t>
       </w:r>
     </w:p>
     <w:p>
       <w:pPr>
-        <w:spacing w:before="20" w:after="40" w:line="276" w:lineRule="auto"/>
+        <w:spacing w:before="20" w:after="60" w:line="300" w:lineRule="auto"/>
       </w:pPr>
       <w:r>
         <w:rPr>
-          <w:rFonts w:ascii="Cambria" w:hAnsi="Cambria"/>
-          <w:sz w:val="21"/>
+          <w:rFonts w:ascii="Times New Roman" w:hAnsi="Times New Roman"/>
+          <w:color w:val="1A202C"/>
+          <w:sz w:val="25"/>
         </w:rPr>
-        <w:t>Tính đạo hàm cấp 2 và giải phương trình P''(t) = 0 ta thu được e^(-0.5t) = 1/9 ⇔ -0.5t = -ln 9 ⇔ t = 2 ln 9.</w:t>
+        <w:t>• Ta có y' = 3x² - 6x = 3x(x - 2), suy ra y' = 0 ⇔ x = 0 hoặc x = 2 (cả hai đều thuộc đoạn).</w:t>
       </w:r>
     </w:p>
     <w:p>
       <w:pPr>
-        <w:spacing w:before="20" w:after="40" w:line="276" w:lineRule="auto"/>
+        <w:spacing w:before="20" w:after="60" w:line="300" w:lineRule="auto"/>
       </w:pPr>
       <w:r>
         <w:rPr>
-          <w:rFonts w:ascii="Cambria" w:hAnsi="Cambria"/>
-          <w:sz w:val="21"/>
+          <w:rFonts w:ascii="Times New Roman" w:hAnsi="Times New Roman"/>
+          <w:color w:val="1A202C"/>
+          <w:sz w:val="25"/>
         </w:rPr>
-        <w:t>Kết luận: Sau t = 2 ln 9 ngày, tốc độ gia tăng vi sinh vật đạt cực đại.</w:t>
+        <w:t>• Tính giá trị tại các điểm tới hạn và hai đầu mút:</w:t>
+      </w:r>
+    </w:p>
+    <w:p>
+      <w:pPr>
+        <w:spacing w:before="20" w:after="60" w:line="300" w:lineRule="auto"/>
+      </w:pPr>
+      <w:r>
+        <w:rPr>
+          <w:rFonts w:ascii="Times New Roman" w:hAnsi="Times New Roman"/>
+          <w:color w:val="1A202C"/>
+          <w:sz w:val="25"/>
+        </w:rPr>
+        <w:t>y(-1) = -2; y(0) = 2; y(2) = -2; y(3) = 2.</w:t>
+      </w:r>
+    </w:p>
+    <w:p>
+      <w:pPr>
+        <w:spacing w:before="20" w:after="60" w:line="300" w:lineRule="auto"/>
+      </w:pPr>
+      <w:r>
+        <w:rPr>
+          <w:rFonts w:ascii="Times New Roman" w:hAnsi="Times New Roman"/>
+          <w:color w:val="1A202C"/>
+          <w:sz w:val="25"/>
+        </w:rPr>
+        <w:t>• Giá trị lớn nhất bằng 2 (đạt tại x = 0 và x = 3). Chọn đáp án C.</w:t>
       </w:r>
     </w:p>
     <w:tbl>
@@ -1821,11 +2212,11 @@
       <w:tr>
         <w:tc>
           <w:tcPr>
-            <w:tcW w:type="dxa" w:w="9317"/>
-            <w:shd w:fill="ECFDF5"/>
+            <w:tcW w:type="dxa" w:w="9355"/>
+            <w:shd w:fill="F0FDF4"/>
             <w:tcBorders>
               <w:top w:val="none"/>
-              <w:left w:val="single" w:sz="24" w:space="0" w:color="10B981"/>
+              <w:left w:val="single" w:sz="18" w:space="0" w:color="2F855A"/>
               <w:bottom w:val="none"/>
               <w:right w:val="none"/>
             </w:tcBorders>
@@ -1836,25 +2227,25 @@
             </w:pPr>
             <w:r>
               <w:rPr>
-                <w:rFonts w:ascii="Cambria" w:hAnsi="Cambria"/>
+                <w:rFonts w:ascii="Times New Roman" w:hAnsi="Times New Roman"/>
                 <w:b/>
-                <w:color w:val="10B981"/>
-                <w:sz w:val="22"/>
+                <w:color w:val="2F855A"/>
+                <w:sz w:val="23"/>
               </w:rPr>
-              <w:t>💡 KỸ THUẬT CASIO FX-580VN X &amp; MẸO GIẢI NHANH</w:t>
+              <w:t>💡 KỸ THUẬT BẤM MÁY CASIO FX-580VN X &amp; TƯ DUY GIẢI NHANH</w:t>
             </w:r>
           </w:p>
           <w:p>
             <w:pPr>
-              <w:spacing w:before="0" w:after="60" w:line="276" w:lineRule="auto"/>
+              <w:spacing w:before="0" w:after="60" w:line="288" w:lineRule="auto"/>
             </w:pPr>
             <w:r>
               <w:rPr>
-                <w:rFonts w:ascii="Cambria" w:hAnsi="Cambria"/>
-                <w:color w:val="111827"/>
-                <w:sz w:val="20"/>
+                <w:rFonts w:ascii="Times New Roman" w:hAnsi="Times New Roman"/>
+                <w:color w:val="1A202C"/>
+                <w:sz w:val="22"/>
               </w:rPr>
-              <w:t>Bấm TABLE trên máy tính: Nhập d/dx[P(x)] tại x = X với Start = 0, End = 10, Step = 0.5. Tìm giá trị đạo hàm lớn nhất tương ứng với đáp án A.</w:t>
+              <w:t>Kỹ thuật TABLE (Menu 8 trên Casio fx-580VN X): Nhập f(X) = X³ - 3X² + 2, chọn Start = -1, End = 3, Step = 4/29 rồi dò cột kết quả để thấy ngay giá trị lớn nhất.</w:t>
             </w:r>
           </w:p>
         </w:tc>
@@ -1862,7 +2253,7 @@
     </w:tbl>
     <w:p>
       <w:pPr>
-        <w:spacing w:before="0" w:after="120"/>
+        <w:spacing w:before="0" w:after="80"/>
       </w:pPr>
     </w:p>
     <w:tbl>
@@ -1878,11 +2269,11 @@
       <w:tr>
         <w:tc>
           <w:tcPr>
-            <w:tcW w:type="dxa" w:w="9317"/>
-            <w:shd w:fill="FEF2F2"/>
+            <w:tcW w:type="dxa" w:w="9355"/>
+            <w:shd w:fill="FFF5F5"/>
             <w:tcBorders>
               <w:top w:val="none"/>
-              <w:left w:val="single" w:sz="24" w:space="0" w:color="DC2626"/>
+              <w:left w:val="single" w:sz="18" w:space="0" w:color="C53030"/>
               <w:bottom w:val="none"/>
               <w:right w:val="none"/>
             </w:tcBorders>
@@ -1893,25 +2284,38 @@
             </w:pPr>
             <w:r>
               <w:rPr>
-                <w:rFonts w:ascii="Cambria" w:hAnsi="Cambria"/>
+                <w:rFonts w:ascii="Times New Roman" w:hAnsi="Times New Roman"/>
                 <w:b/>
-                <w:color w:val="DC2626"/>
-                <w:sz w:val="22"/>
+                <w:color w:val="C53030"/>
+                <w:sz w:val="23"/>
               </w:rPr>
-              <w:t>⚠️ BẪY ĐỀ THI &amp; SAI LẦM PHỔ BIẾN HỌC SINH HAY MẮC</w:t>
+              <w:t>⚠️ BẪY ĐỀ THI &amp; LỖI SAI HỌC SINH HAY MẮC PHẢI</w:t>
             </w:r>
           </w:p>
           <w:p>
             <w:pPr>
-              <w:spacing w:before="0" w:after="60" w:line="276" w:lineRule="auto"/>
+              <w:spacing w:before="0" w:after="60" w:line="288" w:lineRule="auto"/>
             </w:pPr>
             <w:r>
               <w:rPr>
-                <w:rFonts w:ascii="Cambria" w:hAnsi="Cambria"/>
-                <w:color w:val="111827"/>
-                <w:sz w:val="20"/>
+                <w:rFonts w:ascii="Times New Roman" w:hAnsi="Times New Roman"/>
+                <w:color w:val="1A202C"/>
+                <w:sz w:val="22"/>
               </w:rPr>
-              <w:t>⚠️ Nhầm lẫn giữa 'sinh khối đạt cực đại' (khi t → ∞) và 'tốc độ gia tăng sinh khối đạt cực đại' (khi P''(t) = 0). Đọc kỹ câu hỏi để không xét sai hàm.</w:t>
+              <w:t>⚠️ Bẫy quên hai đầu mút: Giá trị lớn nhất trên một ĐOẠN có thể rơi vào đầu mút chứ không chỉ tại điểm cực trị — ở bài này x = 3 cũng cho giá trị lớn nhất.</w:t>
+            </w:r>
+          </w:p>
+          <w:p>
+            <w:pPr>
+              <w:spacing w:before="0" w:after="60" w:line="288" w:lineRule="auto"/>
+            </w:pPr>
+            <w:r>
+              <w:rPr>
+                <w:rFonts w:ascii="Times New Roman" w:hAnsi="Times New Roman"/>
+                <w:color w:val="1A202C"/>
+                <w:sz w:val="22"/>
+              </w:rPr>
+              <w:t>⚠️ Bẫy thứ hai: nhầm giá trị lớn nhất (bằng 2) với điểm đạt giá trị lớn nhất (x = 0 hoặc x = 3).</w:t>
             </w:r>
           </w:p>
         </w:tc>
@@ -1919,17 +2323,17 @@
     </w:tbl>
     <w:p>
       <w:pPr>
-        <w:spacing w:before="0" w:after="120"/>
+        <w:spacing w:before="0" w:after="80"/>
       </w:pPr>
     </w:p>
     <w:p>
       <w:pPr>
-        <w:spacing w:before="120" w:after="160"/>
+        <w:spacing w:before="80" w:after="160"/>
         <w:jc w:val="center"/>
       </w:pPr>
       <w:r>
         <w:rPr>
-          <w:color w:val="D1D5DB"/>
+          <w:color w:val="CBD5E1"/>
           <w:sz w:val="16"/>
         </w:rPr>
         <w:t>· · · — — — · · ·</w:t>
@@ -1937,37 +2341,37 @@
     </w:p>
     <w:p>
       <w:pPr>
-        <w:spacing w:before="280" w:after="80"/>
+        <w:spacing w:before="240" w:after="60"/>
       </w:pPr>
       <w:r>
         <w:rPr>
-          <w:rFonts w:ascii="Cambria" w:hAnsi="Cambria"/>
+          <w:rFonts w:ascii="Times New Roman" w:hAnsi="Times New Roman"/>
           <w:b/>
-          <w:color w:val="10B981"/>
-          <w:sz w:val="24"/>
+          <w:color w:val="2F855A"/>
+          <w:sz w:val="26"/>
         </w:rPr>
-        <w:t>▶ Bài toán 7 [Bổ sung nâng cao - Vận dụng thực chiến]</w:t>
+        <w:t>▶ Câu 7 [Vận dụng cao - Phân hóa điểm 10]</w:t>
       </w:r>
       <w:r>
         <w:rPr>
           <w:b/>
-          <w:color w:val="10B981"/>
-          <w:sz w:val="19"/>
+          <w:color w:val="2F855A"/>
+          <w:sz w:val="20"/>
         </w:rPr>
         <w:t xml:space="preserve"> [MỚI BỔ SUNG]</w:t>
       </w:r>
     </w:p>
     <w:p>
       <w:pPr>
-        <w:spacing w:before="40" w:after="120" w:line="288" w:lineRule="auto"/>
+        <w:spacing w:before="40" w:after="100" w:line="300" w:lineRule="auto"/>
       </w:pPr>
       <w:r>
         <w:rPr>
-          <w:rFonts w:ascii="Cambria" w:hAnsi="Cambria"/>
-          <w:color w:val="111827"/>
-          <w:sz w:val="22"/>
+          <w:rFonts w:ascii="Times New Roman" w:hAnsi="Times New Roman"/>
+          <w:color w:val="1A202C"/>
+          <w:sz w:val="26"/>
         </w:rPr>
-        <w:t>Một hồ chứa sinh thái có lượng vi sinh vật phát triển theo hàm số P(t) = 1000 / (1 + 9e^(-0.5t)), với t tính bằng ngày. Hãy xác định thời điểm mà tốc độ gia tăng sinh khối đạt giá trị lớn nhất.</w:t>
+        <w:t>Cho hàm số y = x³ - 3mx² + 3(m² - 1)x với m là tham số thực. Tìm tất cả các giá trị của m để hàm số có hai điểm cực trị x₁, x₂ thỏa mãn x₁² + x₂² - x₁x₂ = 7.</w:t>
       </w:r>
     </w:p>
     <w:tbl>
@@ -1978,14 +2382,14 @@
         <w:tblLook w:firstColumn="1" w:firstRow="1" w:lastColumn="0" w:lastRow="0" w:noHBand="0" w:noVBand="1" w:val="04A0"/>
       </w:tblPr>
       <w:tblGrid>
-        <w:gridCol w:w="4658"/>
-        <w:gridCol w:w="4658"/>
+        <w:gridCol w:w="4677"/>
+        <w:gridCol w:w="4677"/>
       </w:tblGrid>
       <w:tr>
         <w:tc>
           <w:tcPr>
-            <w:tcW w:type="dxa" w:w="4608"/>
-            <w:shd w:fill="F9FAFB"/>
+            <w:tcW w:type="dxa" w:w="4464"/>
+            <w:shd w:fill="F7FAFC"/>
           </w:tcPr>
           <w:p>
             <w:pPr>
@@ -1993,19 +2397,17 @@
             </w:pPr>
             <w:r>
               <w:rPr>
-                <w:rFonts w:ascii="Cambria" w:hAnsi="Cambria"/>
-                <w:b/>
-                <w:color w:val="10B981"/>
-                <w:sz w:val="20"/>
+                <w:rFonts w:ascii="Times New Roman" w:hAnsi="Times New Roman"/>
+                <w:sz w:val="24"/>
               </w:rPr>
-              <w:t>A. t = 2 ln 9 (ngày)</w:t>
+              <w:t>A. m = ±1</w:t>
             </w:r>
           </w:p>
         </w:tc>
         <w:tc>
           <w:tcPr>
-            <w:tcW w:type="dxa" w:w="4608"/>
-            <w:shd w:fill="F9FAFB"/>
+            <w:tcW w:type="dxa" w:w="4464"/>
+            <w:shd w:fill="F7FAFC"/>
           </w:tcPr>
           <w:p>
             <w:pPr>
@@ -2013,10 +2415,12 @@
             </w:pPr>
             <w:r>
               <w:rPr>
-                <w:rFonts w:ascii="Cambria" w:hAnsi="Cambria"/>
-                <w:sz w:val="20"/>
+                <w:rFonts w:ascii="Times New Roman" w:hAnsi="Times New Roman"/>
+                <w:b/>
+                <w:color w:val="2F855A"/>
+                <w:sz w:val="24"/>
               </w:rPr>
-              <w:t>B. t = ln 3 (ngày)</w:t>
+              <w:t>B. m = ±2</w:t>
             </w:r>
           </w:p>
         </w:tc>
@@ -2024,8 +2428,8 @@
       <w:tr>
         <w:tc>
           <w:tcPr>
-            <w:tcW w:type="dxa" w:w="4608"/>
-            <w:shd w:fill="F9FAFB"/>
+            <w:tcW w:type="dxa" w:w="4464"/>
+            <w:shd w:fill="F7FAFC"/>
           </w:tcPr>
           <w:p>
             <w:pPr>
@@ -2033,17 +2437,17 @@
             </w:pPr>
             <w:r>
               <w:rPr>
-                <w:rFonts w:ascii="Cambria" w:hAnsi="Cambria"/>
-                <w:sz w:val="20"/>
+                <w:rFonts w:ascii="Times New Roman" w:hAnsi="Times New Roman"/>
+                <w:sz w:val="24"/>
               </w:rPr>
-              <w:t>C. t = 4 ln 3 (ngày)</w:t>
+              <w:t>C. m = 2</w:t>
             </w:r>
           </w:p>
         </w:tc>
         <w:tc>
           <w:tcPr>
-            <w:tcW w:type="dxa" w:w="4608"/>
-            <w:shd w:fill="F9FAFB"/>
+            <w:tcW w:type="dxa" w:w="4464"/>
+            <w:shd w:fill="F7FAFC"/>
           </w:tcPr>
           <w:p>
             <w:pPr>
@@ -2051,10 +2455,10 @@
             </w:pPr>
             <w:r>
               <w:rPr>
-                <w:rFonts w:ascii="Cambria" w:hAnsi="Cambria"/>
-                <w:sz w:val="20"/>
+                <w:rFonts w:ascii="Times New Roman" w:hAnsi="Times New Roman"/>
+                <w:sz w:val="24"/>
               </w:rPr>
-              <w:t>D. t = ln 9 (ngày)</w:t>
+              <w:t>D. m = ±3</w:t>
             </w:r>
           </w:p>
         </w:tc>
@@ -2062,7 +2466,7 @@
     </w:tbl>
     <w:p>
       <w:pPr>
-        <w:spacing w:after="120"/>
+        <w:spacing w:before="0" w:after="80"/>
       </w:pPr>
     </w:p>
     <w:p>
@@ -2071,48 +2475,78 @@
       </w:pPr>
       <w:r>
         <w:rPr>
-          <w:rFonts w:ascii="Cambria" w:hAnsi="Cambria"/>
+          <w:rFonts w:ascii="Times New Roman" w:hAnsi="Times New Roman"/>
           <w:b/>
-          <w:color w:val="3B82F6"/>
-          <w:sz w:val="21"/>
+          <w:i/>
+          <w:color w:val="2B6CB0"/>
+          <w:sz w:val="25"/>
         </w:rPr>
-        <w:t>✎ Hướng dẫn giải tự luận chi tiết:</w:t>
+        <w:t>✎ Hướng dẫn giải chi tiết (Tự luận chuẩn mực):</w:t>
       </w:r>
     </w:p>
     <w:p>
       <w:pPr>
-        <w:spacing w:before="20" w:after="40" w:line="276" w:lineRule="auto"/>
+        <w:spacing w:before="20" w:after="60" w:line="300" w:lineRule="auto"/>
       </w:pPr>
       <w:r>
         <w:rPr>
-          <w:rFonts w:ascii="Cambria" w:hAnsi="Cambria"/>
-          <w:sz w:val="21"/>
+          <w:rFonts w:ascii="Times New Roman" w:hAnsi="Times New Roman"/>
+          <w:color w:val="1A202C"/>
+          <w:sz w:val="25"/>
         </w:rPr>
-        <w:t>Tốc độ gia tăng sinh khối là đạo hàm P'(t). Để P'(t) đạt cực đại, ta khảo sát P''(t) = 0.</w:t>
+        <w:t>• Ta có y' = 3x² - 6mx + 3(m² - 1). Hàm số có hai cực trị ⇔ y' = 0 có hai nghiệm phân biệt.</w:t>
       </w:r>
     </w:p>
     <w:p>
       <w:pPr>
-        <w:spacing w:before="20" w:after="40" w:line="276" w:lineRule="auto"/>
+        <w:spacing w:before="20" w:after="60" w:line="300" w:lineRule="auto"/>
       </w:pPr>
       <w:r>
         <w:rPr>
-          <w:rFonts w:ascii="Cambria" w:hAnsi="Cambria"/>
-          <w:sz w:val="21"/>
+          <w:rFonts w:ascii="Times New Roman" w:hAnsi="Times New Roman"/>
+          <w:color w:val="1A202C"/>
+          <w:sz w:val="25"/>
         </w:rPr>
-        <w:t>Tính đạo hàm cấp 2 và giải phương trình P''(t) = 0 ta thu được e^(-0.5t) = 1/9 ⇔ -0.5t = -ln 9 ⇔ t = 2 ln 9.</w:t>
+        <w:t>• Δ' = 9m² - 9(m² - 1) = 9 &gt; 0 với mọi m, nên điều kiện này luôn được thỏa mãn.</w:t>
       </w:r>
     </w:p>
     <w:p>
       <w:pPr>
-        <w:spacing w:before="20" w:after="40" w:line="276" w:lineRule="auto"/>
+        <w:spacing w:before="20" w:after="60" w:line="300" w:lineRule="auto"/>
       </w:pPr>
       <w:r>
         <w:rPr>
-          <w:rFonts w:ascii="Cambria" w:hAnsi="Cambria"/>
-          <w:sz w:val="21"/>
+          <w:rFonts w:ascii="Times New Roman" w:hAnsi="Times New Roman"/>
+          <w:color w:val="1A202C"/>
+          <w:sz w:val="25"/>
         </w:rPr>
-        <w:t>Kết luận: Sau t = 2 ln 9 ngày, tốc độ gia tăng vi sinh vật đạt cực đại.</w:t>
+        <w:t>• Theo định lý Vi-ét: x₁ + x₂ = 2m và x₁x₂ = m² - 1.</w:t>
+      </w:r>
+    </w:p>
+    <w:p>
+      <w:pPr>
+        <w:spacing w:before="20" w:after="60" w:line="300" w:lineRule="auto"/>
+      </w:pPr>
+      <w:r>
+        <w:rPr>
+          <w:rFonts w:ascii="Times New Roman" w:hAnsi="Times New Roman"/>
+          <w:color w:val="1A202C"/>
+          <w:sz w:val="25"/>
+        </w:rPr>
+        <w:t>• Biến đổi: x₁² + x₂² - x₁x₂ = (x₁ + x₂)² - 3x₁x₂ = 4m² - 3(m² - 1) = m² + 3.</w:t>
+      </w:r>
+    </w:p>
+    <w:p>
+      <w:pPr>
+        <w:spacing w:before="20" w:after="60" w:line="300" w:lineRule="auto"/>
+      </w:pPr>
+      <w:r>
+        <w:rPr>
+          <w:rFonts w:ascii="Times New Roman" w:hAnsi="Times New Roman"/>
+          <w:color w:val="1A202C"/>
+          <w:sz w:val="25"/>
+        </w:rPr>
+        <w:t>• Do đó m² + 3 = 7 ⇔ m² = 4 ⇔ m = ±2. Chọn đáp án B.</w:t>
       </w:r>
     </w:p>
     <w:tbl>
@@ -2128,11 +2562,11 @@
       <w:tr>
         <w:tc>
           <w:tcPr>
-            <w:tcW w:type="dxa" w:w="9317"/>
-            <w:shd w:fill="ECFDF5"/>
+            <w:tcW w:type="dxa" w:w="9355"/>
+            <w:shd w:fill="F0FDF4"/>
             <w:tcBorders>
               <w:top w:val="none"/>
-              <w:left w:val="single" w:sz="24" w:space="0" w:color="10B981"/>
+              <w:left w:val="single" w:sz="18" w:space="0" w:color="2F855A"/>
               <w:bottom w:val="none"/>
               <w:right w:val="none"/>
             </w:tcBorders>
@@ -2143,25 +2577,25 @@
             </w:pPr>
             <w:r>
               <w:rPr>
-                <w:rFonts w:ascii="Cambria" w:hAnsi="Cambria"/>
+                <w:rFonts w:ascii="Times New Roman" w:hAnsi="Times New Roman"/>
                 <w:b/>
-                <w:color w:val="10B981"/>
-                <w:sz w:val="22"/>
+                <w:color w:val="2F855A"/>
+                <w:sz w:val="23"/>
               </w:rPr>
-              <w:t>💡 KỸ THUẬT CASIO FX-580VN X &amp; MẸO GIẢI NHANH</w:t>
+              <w:t>💡 KỸ THUẬT BẤM MÁY CASIO FX-580VN X &amp; TƯ DUY GIẢI NHANH</w:t>
             </w:r>
           </w:p>
           <w:p>
             <w:pPr>
-              <w:spacing w:before="0" w:after="60" w:line="276" w:lineRule="auto"/>
+              <w:spacing w:before="0" w:after="60" w:line="288" w:lineRule="auto"/>
             </w:pPr>
             <w:r>
               <w:rPr>
-                <w:rFonts w:ascii="Cambria" w:hAnsi="Cambria"/>
-                <w:color w:val="111827"/>
-                <w:sz w:val="20"/>
+                <w:rFonts w:ascii="Times New Roman" w:hAnsi="Times New Roman"/>
+                <w:color w:val="1A202C"/>
+                <w:sz w:val="22"/>
               </w:rPr>
-              <w:t>Bấm TABLE trên máy tính: Nhập d/dx[P(x)] tại x = X với Start = 0, End = 10, Step = 0.5. Tìm giá trị đạo hàm lớn nhất tương ứng với đáp án A.</w:t>
+              <w:t>Kỹ thuật Vi-ét hóa: Thay vì giải tường minh hai nghiệm, hãy đưa mọi biểu thức đối xứng về tổng S = x₁ + x₂ và tích P = x₁x₂. Sau đó dùng SHIFT SOLVE trên Casio fx-580VN X để giải nhanh phương trình ẩn m vừa thu được.</w:t>
             </w:r>
           </w:p>
         </w:tc>
@@ -2169,7 +2603,7 @@
     </w:tbl>
     <w:p>
       <w:pPr>
-        <w:spacing w:before="0" w:after="120"/>
+        <w:spacing w:before="0" w:after="80"/>
       </w:pPr>
     </w:p>
     <w:tbl>
@@ -2185,11 +2619,11 @@
       <w:tr>
         <w:tc>
           <w:tcPr>
-            <w:tcW w:type="dxa" w:w="9317"/>
-            <w:shd w:fill="FEF2F2"/>
+            <w:tcW w:type="dxa" w:w="9355"/>
+            <w:shd w:fill="FFF5F5"/>
             <w:tcBorders>
               <w:top w:val="none"/>
-              <w:left w:val="single" w:sz="24" w:space="0" w:color="DC2626"/>
+              <w:left w:val="single" w:sz="18" w:space="0" w:color="C53030"/>
               <w:bottom w:val="none"/>
               <w:right w:val="none"/>
             </w:tcBorders>
@@ -2200,25 +2634,38 @@
             </w:pPr>
             <w:r>
               <w:rPr>
-                <w:rFonts w:ascii="Cambria" w:hAnsi="Cambria"/>
+                <w:rFonts w:ascii="Times New Roman" w:hAnsi="Times New Roman"/>
                 <w:b/>
-                <w:color w:val="DC2626"/>
-                <w:sz w:val="22"/>
+                <w:color w:val="C53030"/>
+                <w:sz w:val="23"/>
               </w:rPr>
-              <w:t>⚠️ BẪY ĐỀ THI &amp; SAI LẦM PHỔ BIẾN HỌC SINH HAY MẮC</w:t>
+              <w:t>⚠️ BẪY ĐỀ THI &amp; LỖI SAI HỌC SINH HAY MẮC PHẢI</w:t>
             </w:r>
           </w:p>
           <w:p>
             <w:pPr>
-              <w:spacing w:before="0" w:after="60" w:line="276" w:lineRule="auto"/>
+              <w:spacing w:before="0" w:after="60" w:line="288" w:lineRule="auto"/>
             </w:pPr>
             <w:r>
               <w:rPr>
-                <w:rFonts w:ascii="Cambria" w:hAnsi="Cambria"/>
-                <w:color w:val="111827"/>
-                <w:sz w:val="20"/>
+                <w:rFonts w:ascii="Times New Roman" w:hAnsi="Times New Roman"/>
+                <w:color w:val="1A202C"/>
+                <w:sz w:val="22"/>
               </w:rPr>
-              <w:t>⚠️ Nhầm lẫn giữa 'sinh khối đạt cực đại' (khi t → ∞) và 'tốc độ gia tăng sinh khối đạt cực đại' (khi P''(t) = 0). Đọc kỹ câu hỏi để không xét sai hàm.</w:t>
+              <w:t>⚠️ Bẫy quên điều kiện tồn tại cực trị: Nhiều học sinh áp dụng ngay Vi-ét mà bỏ qua bước kiểm tra Δ' &gt; 0, dẫn đến nhận cả những giá trị m làm hàm số không có cực trị.</w:t>
+            </w:r>
+          </w:p>
+          <w:p>
+            <w:pPr>
+              <w:spacing w:before="0" w:after="60" w:line="288" w:lineRule="auto"/>
+            </w:pPr>
+            <w:r>
+              <w:rPr>
+                <w:rFonts w:ascii="Times New Roman" w:hAnsi="Times New Roman"/>
+                <w:color w:val="1A202C"/>
+                <w:sz w:val="22"/>
+              </w:rPr>
+              <w:t>⚠️ Bẫy thứ hai: chỉ nhận m = 2 mà đánh rơi nghiệm âm m = -2.</w:t>
             </w:r>
           </w:p>
         </w:tc>
@@ -2226,17 +2673,17 @@
     </w:tbl>
     <w:p>
       <w:pPr>
-        <w:spacing w:before="0" w:after="120"/>
+        <w:spacing w:before="0" w:after="80"/>
       </w:pPr>
     </w:p>
     <w:p>
       <w:pPr>
-        <w:spacing w:before="120" w:after="160"/>
+        <w:spacing w:before="80" w:after="160"/>
         <w:jc w:val="center"/>
       </w:pPr>
       <w:r>
         <w:rPr>
-          <w:color w:val="D1D5DB"/>
+          <w:color w:val="CBD5E1"/>
           <w:sz w:val="16"/>
         </w:rPr>
         <w:t>· · · — — — · · ·</w:t>
@@ -2245,8 +2692,8 @@
     <w:sectPr>
       <w:headerReference w:type="default" r:id="rId9"/>
       <w:footerReference w:type="default" r:id="rId10"/>
-      <w:pgSz w:w="11909" w:h="16834"/>
-      <w:pgMar w:top="1152" w:right="1152" w:bottom="1152" w:left="1440" w:header="720" w:footer="720" w:gutter="0"/>
+      <w:pgSz w:w="11906" w:h="16838"/>
+      <w:pgMar w:top="1134" w:right="850" w:bottom="1134" w:left="1701" w:header="720" w:footer="720" w:gutter="0"/>
       <w:cols w:space="720"/>
       <w:docGrid w:linePitch="360"/>
     </w:sectPr>
@@ -2263,11 +2710,11 @@
     </w:pPr>
     <w:r>
       <w:rPr>
-        <w:rFonts w:ascii="Cambria" w:hAnsi="Cambria"/>
-        <w:color w:val="4B5563"/>
-        <w:sz w:val="16"/>
-      </w:rPr>
-      <w:t>Trang được biên soạn và tối ưu hóa tự động - Bản quyền nội dung thuộc tác giả</w:t>
+        <w:rFonts w:ascii="Times New Roman" w:hAnsi="Times New Roman"/>
+        <w:color w:val="4A5568"/>
+        <w:sz w:val="18"/>
+      </w:rPr>
+      <w:t>Trang được biên soạn &amp; tối ưu hóa tự động - Chuẩn thể thức Bộ GD&amp;ĐT</w:t>
     </w:r>
   </w:p>
 </w:ftr>
@@ -2282,11 +2729,11 @@
     </w:pPr>
     <w:r>
       <w:rPr>
-        <w:rFonts w:ascii="Cambria" w:hAnsi="Cambria"/>
-        <w:color w:val="4B5563"/>
-        <w:sz w:val="17"/>
-      </w:rPr>
-      <w:t>📖 7 Tuyệt Kỹ Bứt Phá Điểm 9+ Toán Học | Cẩm Nang Chuyên Sâu</w:t>
+        <w:rFonts w:ascii="Times New Roman" w:hAnsi="Times New Roman"/>
+        <w:color w:val="4A5568"/>
+        <w:sz w:val="18"/>
+      </w:rPr>
+      <w:t>TÀI LIỆU LƯU HÀNH NỘI BỘ - CHƯƠNG TRÌNH GDPT 2018 | BỘ GIẢI MÃ TOÀN DIỆN SAMPLE TOAN GOC: 100 TUYỆT KỸ CASIO &amp; TƯ DUY ĐỈNH CAO CHINH PHỤC ĐIỂM 10</w:t>
     </w:r>
   </w:p>
 </w:hdr>
@@ -2655,6 +3102,13 @@
     <w:name w:val="Normal"/>
     <w:qFormat/>
     <w:rsid w:val="00FC693F"/>
+    <w:pPr>
+      <w:spacing w:line="300" w:lineRule="auto"/>
+    </w:pPr>
+    <w:rPr>
+      <w:rFonts w:ascii="Times New Roman" w:hAnsi="Times New Roman" w:eastAsia="Times New Roman" w:cs="Times New Roman"/>
+      <w:sz w:val="26"/>
+    </w:rPr>
   </w:style>
   <w:style w:type="paragraph" w:styleId="Header">
     <w:name w:val="header"/>
